--- a/lessons/8-5/downloads/reveal/teacher/8.5-homework-packet.docx
+++ b/lessons/8-5/downloads/reveal/teacher/8.5-homework-packet.docx
@@ -15,10 +15,28 @@
         <w:rPr>
           <w:rFonts w:ascii="Avenir Next" w:hAnsi="Avenir Next" w:cs="Avenir Next" w:eastAsia="Avenir Next"/>
           <w:color w:val="1A1A1A"/>
+          <w:sz w:val="22"/>
+          <w:szCs w:val="20"/>
+        </w:rPr>
+        <w:t xml:space="preserve">Name</w:t>
+      </w:r>
+      <w:r>
+        <w:rPr>
+          <w:rFonts w:ascii="Avenir Next" w:hAnsi="Avenir Next" w:cs="Avenir Next" w:eastAsia="Avenir Next"/>
+          <w:color w:val="1A1A1A"/>
           <w:sz w:val="20"/>
           <w:szCs w:val="20"/>
         </w:rPr>
-        <w:t xml:space="preserve">Name</w:t>
+        <w:tab/>
+      </w:r>
+      <w:r>
+        <w:rPr>
+          <w:rFonts w:ascii="Avenir Next" w:hAnsi="Avenir Next" w:cs="Avenir Next" w:eastAsia="Avenir Next"/>
+          <w:color w:val="1A1A1A"/>
+          <w:sz w:val="22"/>
+          <w:szCs w:val="20"/>
+        </w:rPr>
+        <w:t xml:space="preserve">   Date</w:t>
       </w:r>
       <w:r>
         <w:rPr>
@@ -33,25 +51,7 @@
         <w:rPr>
           <w:rFonts w:ascii="Avenir Next" w:hAnsi="Avenir Next" w:cs="Avenir Next" w:eastAsia="Avenir Next"/>
           <w:color w:val="1A1A1A"/>
-          <w:sz w:val="20"/>
-          <w:szCs w:val="20"/>
-        </w:rPr>
-        <w:t xml:space="preserve">   Date</w:t>
-      </w:r>
-      <w:r>
-        <w:rPr>
-          <w:rFonts w:ascii="Avenir Next" w:hAnsi="Avenir Next" w:cs="Avenir Next" w:eastAsia="Avenir Next"/>
-          <w:color w:val="1A1A1A"/>
-          <w:sz w:val="20"/>
-          <w:szCs w:val="20"/>
-        </w:rPr>
-        <w:tab/>
-      </w:r>
-      <w:r>
-        <w:rPr>
-          <w:rFonts w:ascii="Avenir Next" w:hAnsi="Avenir Next" w:cs="Avenir Next" w:eastAsia="Avenir Next"/>
-          <w:color w:val="1A1A1A"/>
-          <w:sz w:val="20"/>
+          <w:sz w:val="22"/>
           <w:szCs w:val="20"/>
         </w:rPr>
         <w:t xml:space="preserve">   Period</w:t>
@@ -78,7 +78,7 @@
           <w:caps/>
           <w:color w:val="003A70"/>
           <w:spacing w:val="12"/>
-          <w:sz w:val="19"/>
+          <w:sz w:val="22"/>
           <w:szCs w:val="19"/>
         </w:rPr>
         <w:t xml:space="preserve">Lesson 8-5  ·  Homework Packet  ·  Sheet 1 of 2</w:t>
@@ -86,6 +86,7 @@
     </w:p>
     <w:p>
       <w:pPr>
+        <w:pStyle w:val="Heading1"/>
         <w:keepNext/>
         <w:spacing w:before="0" w:after="0" w:line="240" w:lineRule="auto"/>
       </w:pPr>
@@ -111,7 +112,7 @@
         <w:rPr>
           <w:rFonts w:ascii="Avenir Next" w:hAnsi="Avenir Next" w:cs="Avenir Next" w:eastAsia="Avenir Next"/>
           <w:color w:val="5A5F66"/>
-          <w:sz w:val="17"/>
+          <w:sz w:val="22"/>
           <w:szCs w:val="17"/>
         </w:rPr>
         <w:t xml:space="preserve">Maryland Standard 6.EE.B.8   ·   Learning target — I can graph an inequality on a number line using an open or a closed dot.</w:t>
@@ -158,6 +159,7 @@
           </w:tcPr>
           <w:p>
             <w:pPr>
+              <w:pStyle w:val="Heading2"/>
               <w:spacing w:before="0" w:after="0" w:line="240" w:lineRule="auto"/>
             </w:pPr>
             <w:r>
@@ -185,63 +187,63 @@
                 <w:rFonts w:ascii="Avenir Next" w:hAnsi="Avenir Next" w:cs="Avenir Next" w:eastAsia="Avenir Next"/>
                 <w:b/>
                 <w:color w:val="003A70"/>
+                <w:sz w:val="22"/>
+                <w:szCs w:val="18"/>
+              </w:rPr>
+              <w:t xml:space="preserve">•</w:t>
+            </w:r>
+            <w:r>
+              <w:rPr>
+                <w:rFonts w:ascii="Avenir Next" w:hAnsi="Avenir Next" w:cs="Avenir Next" w:eastAsia="Avenir Next"/>
+                <w:color w:val="1A1A1A"/>
                 <w:sz w:val="18"/>
                 <w:szCs w:val="18"/>
               </w:rPr>
-              <w:t xml:space="preserve">•</w:t>
-            </w:r>
-            <w:r>
-              <w:rPr>
-                <w:rFonts w:ascii="Avenir Next" w:hAnsi="Avenir Next" w:cs="Avenir Next" w:eastAsia="Avenir Next"/>
-                <w:color w:val="1A1A1A"/>
-                <w:sz w:val="18"/>
+              <w:tab/>
+            </w:r>
+            <w:r>
+              <w:rPr>
+                <w:rFonts w:ascii="Avenir Next" w:hAnsi="Avenir Next" w:cs="Avenir Next" w:eastAsia="Avenir Next"/>
+                <w:color w:val="1A1A1A"/>
+                <w:sz w:val="22"/>
                 <w:szCs w:val="18"/>
               </w:rPr>
-              <w:tab/>
-            </w:r>
-            <w:r>
-              <w:rPr>
-                <w:rFonts w:ascii="Avenir Next" w:hAnsi="Avenir Next" w:cs="Avenir Next" w:eastAsia="Avenir Next"/>
-                <w:color w:val="1A1A1A"/>
-                <w:sz w:val="18"/>
+              <w:t xml:space="preserve">Use an </w:t>
+            </w:r>
+            <w:r>
+              <w:rPr>
+                <w:rFonts w:ascii="Avenir Next" w:hAnsi="Avenir Next" w:cs="Avenir Next" w:eastAsia="Avenir Next"/>
+                <w:b/>
+                <w:color w:val="1A1A1A"/>
+                <w:sz w:val="22"/>
                 <w:szCs w:val="18"/>
               </w:rPr>
-              <w:t xml:space="preserve">Use an </w:t>
-            </w:r>
-            <w:r>
-              <w:rPr>
-                <w:rFonts w:ascii="Avenir Next" w:hAnsi="Avenir Next" w:cs="Avenir Next" w:eastAsia="Avenir Next"/>
-                <w:b/>
-                <w:color w:val="1A1A1A"/>
-                <w:sz w:val="18"/>
+              <w:t xml:space="preserve">open dot</w:t>
+            </w:r>
+            <w:r>
+              <w:rPr>
+                <w:rFonts w:ascii="Avenir Next" w:hAnsi="Avenir Next" w:cs="Avenir Next" w:eastAsia="Avenir Next"/>
+                <w:color w:val="1A1A1A"/>
+                <w:sz w:val="22"/>
                 <w:szCs w:val="18"/>
               </w:rPr>
-              <w:t xml:space="preserve">open dot</w:t>
-            </w:r>
-            <w:r>
-              <w:rPr>
-                <w:rFonts w:ascii="Avenir Next" w:hAnsi="Avenir Next" w:cs="Avenir Next" w:eastAsia="Avenir Next"/>
-                <w:color w:val="1A1A1A"/>
-                <w:sz w:val="18"/>
+              <w:t xml:space="preserve"> for &lt; or &gt;. Use a </w:t>
+            </w:r>
+            <w:r>
+              <w:rPr>
+                <w:rFonts w:ascii="Avenir Next" w:hAnsi="Avenir Next" w:cs="Avenir Next" w:eastAsia="Avenir Next"/>
+                <w:b/>
+                <w:color w:val="1A1A1A"/>
+                <w:sz w:val="22"/>
                 <w:szCs w:val="18"/>
               </w:rPr>
-              <w:t xml:space="preserve"> for &lt; or &gt;. Use a </w:t>
-            </w:r>
-            <w:r>
-              <w:rPr>
-                <w:rFonts w:ascii="Avenir Next" w:hAnsi="Avenir Next" w:cs="Avenir Next" w:eastAsia="Avenir Next"/>
-                <w:b/>
-                <w:color w:val="1A1A1A"/>
-                <w:sz w:val="18"/>
-                <w:szCs w:val="18"/>
-              </w:rPr>
               <w:t xml:space="preserve">closed dot</w:t>
             </w:r>
             <w:r>
               <w:rPr>
                 <w:rFonts w:ascii="Avenir Next" w:hAnsi="Avenir Next" w:cs="Avenir Next" w:eastAsia="Avenir Next"/>
                 <w:color w:val="1A1A1A"/>
-                <w:sz w:val="18"/>
+                <w:sz w:val="22"/>
                 <w:szCs w:val="18"/>
               </w:rPr>
               <w:t xml:space="preserve"> for ≤ or ≥.</w:t>
@@ -260,44 +262,44 @@
                 <w:rFonts w:ascii="Avenir Next" w:hAnsi="Avenir Next" w:cs="Avenir Next" w:eastAsia="Avenir Next"/>
                 <w:b/>
                 <w:color w:val="003A70"/>
+                <w:sz w:val="22"/>
+                <w:szCs w:val="18"/>
+              </w:rPr>
+              <w:t xml:space="preserve">•</w:t>
+            </w:r>
+            <w:r>
+              <w:rPr>
+                <w:rFonts w:ascii="Avenir Next" w:hAnsi="Avenir Next" w:cs="Avenir Next" w:eastAsia="Avenir Next"/>
+                <w:color w:val="1A1A1A"/>
                 <w:sz w:val="18"/>
                 <w:szCs w:val="18"/>
               </w:rPr>
-              <w:t xml:space="preserve">•</w:t>
-            </w:r>
-            <w:r>
-              <w:rPr>
-                <w:rFonts w:ascii="Avenir Next" w:hAnsi="Avenir Next" w:cs="Avenir Next" w:eastAsia="Avenir Next"/>
-                <w:color w:val="1A1A1A"/>
-                <w:sz w:val="18"/>
+              <w:tab/>
+            </w:r>
+            <w:r>
+              <w:rPr>
+                <w:rFonts w:ascii="Avenir Next" w:hAnsi="Avenir Next" w:cs="Avenir Next" w:eastAsia="Avenir Next"/>
+                <w:color w:val="1A1A1A"/>
+                <w:sz w:val="22"/>
                 <w:szCs w:val="18"/>
               </w:rPr>
-              <w:tab/>
-            </w:r>
-            <w:r>
-              <w:rPr>
-                <w:rFonts w:ascii="Avenir Next" w:hAnsi="Avenir Next" w:cs="Avenir Next" w:eastAsia="Avenir Next"/>
-                <w:color w:val="1A1A1A"/>
-                <w:sz w:val="18"/>
+              <w:t xml:space="preserve">Draw the arrow toward the solutions. The dot depends on the </w:t>
+            </w:r>
+            <w:r>
+              <w:rPr>
+                <w:rFonts w:ascii="Avenir Next" w:hAnsi="Avenir Next" w:cs="Avenir Next" w:eastAsia="Avenir Next"/>
+                <w:b/>
+                <w:color w:val="1A1A1A"/>
+                <w:sz w:val="22"/>
                 <w:szCs w:val="18"/>
               </w:rPr>
-              <w:t xml:space="preserve">Draw the arrow toward the solutions. The dot depends on the </w:t>
-            </w:r>
-            <w:r>
-              <w:rPr>
-                <w:rFonts w:ascii="Avenir Next" w:hAnsi="Avenir Next" w:cs="Avenir Next" w:eastAsia="Avenir Next"/>
-                <w:b/>
-                <w:color w:val="1A1A1A"/>
-                <w:sz w:val="18"/>
-                <w:szCs w:val="18"/>
-              </w:rPr>
               <w:t xml:space="preserve">symbol</w:t>
             </w:r>
             <w:r>
               <w:rPr>
                 <w:rFonts w:ascii="Avenir Next" w:hAnsi="Avenir Next" w:cs="Avenir Next" w:eastAsia="Avenir Next"/>
                 <w:color w:val="1A1A1A"/>
-                <w:sz w:val="18"/>
+                <w:sz w:val="22"/>
                 <w:szCs w:val="18"/>
               </w:rPr>
               <w:t xml:space="preserve">, not on the sign of the number.</w:t>
@@ -316,25 +318,25 @@
                 <w:rFonts w:ascii="Avenir Next" w:hAnsi="Avenir Next" w:cs="Avenir Next" w:eastAsia="Avenir Next"/>
                 <w:b/>
                 <w:color w:val="003A70"/>
+                <w:sz w:val="22"/>
+                <w:szCs w:val="18"/>
+              </w:rPr>
+              <w:t xml:space="preserve">•</w:t>
+            </w:r>
+            <w:r>
+              <w:rPr>
+                <w:rFonts w:ascii="Avenir Next" w:hAnsi="Avenir Next" w:cs="Avenir Next" w:eastAsia="Avenir Next"/>
+                <w:color w:val="1A1A1A"/>
                 <w:sz w:val="18"/>
                 <w:szCs w:val="18"/>
               </w:rPr>
-              <w:t xml:space="preserve">•</w:t>
-            </w:r>
-            <w:r>
-              <w:rPr>
-                <w:rFonts w:ascii="Avenir Next" w:hAnsi="Avenir Next" w:cs="Avenir Next" w:eastAsia="Avenir Next"/>
-                <w:color w:val="1A1A1A"/>
-                <w:sz w:val="18"/>
-                <w:szCs w:val="18"/>
-              </w:rPr>
               <w:tab/>
             </w:r>
             <w:r>
               <w:rPr>
                 <w:rFonts w:ascii="Avenir Next" w:hAnsi="Avenir Next" w:cs="Avenir Next" w:eastAsia="Avenir Next"/>
                 <w:color w:val="1A1A1A"/>
-                <w:sz w:val="18"/>
+                <w:sz w:val="22"/>
                 <w:szCs w:val="18"/>
               </w:rPr>
               <w:t xml:space="preserve">Test a number under your arrow. It should make the inequality true.</w:t>
@@ -349,6 +351,7 @@
           </w:tcPr>
           <w:p>
             <w:pPr>
+              <w:pStyle w:val="Heading2"/>
               <w:spacing w:before="0" w:after="0" w:line="240" w:lineRule="auto"/>
             </w:pPr>
             <w:r>
@@ -371,7 +374,7 @@
               <w:rPr>
                 <w:rFonts w:ascii="Avenir Next" w:hAnsi="Avenir Next" w:cs="Avenir Next" w:eastAsia="Avenir Next"/>
                 <w:color w:val="1A1A1A"/>
-                <w:sz w:val="17"/>
+                <w:sz w:val="22"/>
                 <w:szCs w:val="17"/>
               </w:rPr>
               <w:t xml:space="preserve">Graph </w:t>
@@ -381,7 +384,7 @@
                 <w:rFonts w:ascii="Avenir Next" w:hAnsi="Avenir Next" w:cs="Avenir Next" w:eastAsia="Avenir Next"/>
                 <w:i/>
                 <w:color w:val="1A1A1A"/>
-                <w:sz w:val="17"/>
+                <w:sz w:val="22"/>
                 <w:szCs w:val="17"/>
               </w:rPr>
               <w:t xml:space="preserve">y</w:t>
@@ -390,7 +393,7 @@
               <w:rPr>
                 <w:rFonts w:ascii="Avenir Next" w:hAnsi="Avenir Next" w:cs="Avenir Next" w:eastAsia="Avenir Next"/>
                 <w:color w:val="1A1A1A"/>
-                <w:sz w:val="17"/>
+                <w:sz w:val="22"/>
                 <w:szCs w:val="17"/>
               </w:rPr>
               <w:t xml:space="preserve"> &gt; −2.</w:t>
@@ -408,7 +411,7 @@
               <w:drawing>
                 <wp:inline distT="0" distB="0" distL="0" distR="0">
                   <wp:extent cx="2377440" cy="263216"/>
-                  <wp:docPr id="1" name="Figure 1"/>
+                  <wp:docPr id="1" name="Figure 1" descr="Number line from -5 to 3, ticks every 1. Ray: from: -2; dir: right; open: True."/>
                   <a:graphic xmlns:a="http://schemas.openxmlformats.org/drawingml/2006/main">
                     <a:graphicData uri="http://schemas.openxmlformats.org/drawingml/2006/picture">
                       <pic:pic xmlns:pic="http://schemas.openxmlformats.org/drawingml/2006/picture">
@@ -451,25 +454,25 @@
                 <w:rFonts w:ascii="Avenir Next" w:hAnsi="Avenir Next" w:cs="Avenir Next" w:eastAsia="Avenir Next"/>
                 <w:b/>
                 <w:color w:val="003A70"/>
+                <w:sz w:val="22"/>
+                <w:szCs w:val="17"/>
+              </w:rPr>
+              <w:t xml:space="preserve">Step 1</w:t>
+            </w:r>
+            <w:r>
+              <w:rPr>
+                <w:rFonts w:ascii="Avenir Next" w:hAnsi="Avenir Next" w:cs="Avenir Next" w:eastAsia="Avenir Next"/>
+                <w:color w:val="1A1A1A"/>
                 <w:sz w:val="17"/>
                 <w:szCs w:val="17"/>
               </w:rPr>
-              <w:t xml:space="preserve">Step 1</w:t>
-            </w:r>
-            <w:r>
-              <w:rPr>
-                <w:rFonts w:ascii="Avenir Next" w:hAnsi="Avenir Next" w:cs="Avenir Next" w:eastAsia="Avenir Next"/>
-                <w:color w:val="1A1A1A"/>
-                <w:sz w:val="17"/>
-                <w:szCs w:val="17"/>
-              </w:rPr>
               <w:tab/>
             </w:r>
             <w:r>
               <w:rPr>
                 <w:rFonts w:ascii="Avenir Next" w:hAnsi="Avenir Next" w:cs="Avenir Next" w:eastAsia="Avenir Next"/>
                 <w:color w:val="1A1A1A"/>
-                <w:sz w:val="17"/>
+                <w:sz w:val="22"/>
                 <w:szCs w:val="17"/>
               </w:rPr>
               <w:t xml:space="preserve">&gt; does not include −2, so draw an open dot at −2.</w:t>
@@ -488,25 +491,25 @@
                 <w:rFonts w:ascii="Avenir Next" w:hAnsi="Avenir Next" w:cs="Avenir Next" w:eastAsia="Avenir Next"/>
                 <w:b/>
                 <w:color w:val="003A70"/>
+                <w:sz w:val="22"/>
+                <w:szCs w:val="17"/>
+              </w:rPr>
+              <w:t xml:space="preserve">Step 2</w:t>
+            </w:r>
+            <w:r>
+              <w:rPr>
+                <w:rFonts w:ascii="Avenir Next" w:hAnsi="Avenir Next" w:cs="Avenir Next" w:eastAsia="Avenir Next"/>
+                <w:color w:val="1A1A1A"/>
                 <w:sz w:val="17"/>
                 <w:szCs w:val="17"/>
               </w:rPr>
-              <w:t xml:space="preserve">Step 2</w:t>
-            </w:r>
-            <w:r>
-              <w:rPr>
-                <w:rFonts w:ascii="Avenir Next" w:hAnsi="Avenir Next" w:cs="Avenir Next" w:eastAsia="Avenir Next"/>
-                <w:color w:val="1A1A1A"/>
-                <w:sz w:val="17"/>
-                <w:szCs w:val="17"/>
-              </w:rPr>
               <w:tab/>
             </w:r>
             <w:r>
               <w:rPr>
                 <w:rFonts w:ascii="Avenir Next" w:hAnsi="Avenir Next" w:cs="Avenir Next" w:eastAsia="Avenir Next"/>
                 <w:color w:val="1A1A1A"/>
-                <w:sz w:val="17"/>
+                <w:sz w:val="22"/>
                 <w:szCs w:val="17"/>
               </w:rPr>
               <w:t xml:space="preserve">Solutions are greater, so the arrow points right.</w:t>
@@ -525,18 +528,18 @@
                 <w:rFonts w:ascii="Avenir Next" w:hAnsi="Avenir Next" w:cs="Avenir Next" w:eastAsia="Avenir Next"/>
                 <w:b/>
                 <w:color w:val="1A1A1A"/>
+                <w:sz w:val="22"/>
+                <w:szCs w:val="17"/>
+              </w:rPr>
+              <w:t xml:space="preserve">Answer</w:t>
+            </w:r>
+            <w:r>
+              <w:rPr>
+                <w:rFonts w:ascii="Avenir Next" w:hAnsi="Avenir Next" w:cs="Avenir Next" w:eastAsia="Avenir Next"/>
+                <w:color w:val="1A1A1A"/>
                 <w:sz w:val="17"/>
                 <w:szCs w:val="17"/>
               </w:rPr>
-              <w:t xml:space="preserve">Answer</w:t>
-            </w:r>
-            <w:r>
-              <w:rPr>
-                <w:rFonts w:ascii="Avenir Next" w:hAnsi="Avenir Next" w:cs="Avenir Next" w:eastAsia="Avenir Next"/>
-                <w:color w:val="1A1A1A"/>
-                <w:sz w:val="17"/>
-                <w:szCs w:val="17"/>
-              </w:rPr>
               <w:tab/>
             </w:r>
             <w:r>
@@ -544,7 +547,7 @@
                 <w:rFonts w:ascii="Avenir Next" w:hAnsi="Avenir Next" w:cs="Avenir Next" w:eastAsia="Avenir Next"/>
                 <w:b/>
                 <w:color w:val="1A1A1A"/>
-                <w:sz w:val="17"/>
+                <w:sz w:val="22"/>
                 <w:szCs w:val="17"/>
               </w:rPr>
               <w:t xml:space="preserve">Open dot at −2, arrow right</w:t>
@@ -555,6 +558,7 @@
     </w:tbl>
     <w:p>
       <w:pPr>
+        <w:pStyle w:val="Heading2"/>
         <w:keepNext/>
         <w:pBdr>
           <w:bottom w:val="single" w:sz="8" w:space="3" w:color="003A70"/>
@@ -570,7 +574,7 @@
           <w:b/>
           <w:color w:val="003A70"/>
           <w:spacing w:val="14"/>
-          <w:sz w:val="19"/>
+          <w:sz w:val="22"/>
           <w:szCs w:val="19"/>
         </w:rPr>
         <w:t xml:space="preserve">PRACTICE</w:t>
@@ -589,7 +593,7 @@
           <w:rFonts w:ascii="Avenir Next" w:hAnsi="Avenir Next" w:cs="Avenir Next" w:eastAsia="Avenir Next"/>
           <w:i/>
           <w:color w:val="5A5F66"/>
-          <w:sz w:val="17"/>
+          <w:sz w:val="22"/>
           <w:szCs w:val="17"/>
         </w:rPr>
         <w:t xml:space="preserve">use the number lines · show your work</w:t>
@@ -609,25 +613,25 @@
           <w:rFonts w:ascii="Avenir Next" w:hAnsi="Avenir Next" w:cs="Avenir Next" w:eastAsia="Avenir Next"/>
           <w:b/>
           <w:color w:val="1A1A1A"/>
+          <w:sz w:val="22"/>
+          <w:szCs w:val="20"/>
+        </w:rPr>
+        <w:t xml:space="preserve">1.</w:t>
+      </w:r>
+      <w:r>
+        <w:rPr>
+          <w:rFonts w:ascii="Avenir Next" w:hAnsi="Avenir Next" w:cs="Avenir Next" w:eastAsia="Avenir Next"/>
+          <w:color w:val="1A1A1A"/>
           <w:sz w:val="20"/>
           <w:szCs w:val="20"/>
         </w:rPr>
-        <w:t xml:space="preserve">1.</w:t>
-      </w:r>
-      <w:r>
-        <w:rPr>
-          <w:rFonts w:ascii="Avenir Next" w:hAnsi="Avenir Next" w:cs="Avenir Next" w:eastAsia="Avenir Next"/>
-          <w:color w:val="1A1A1A"/>
-          <w:sz w:val="20"/>
-          <w:szCs w:val="20"/>
-        </w:rPr>
         <w:tab/>
       </w:r>
       <w:r>
         <w:rPr>
           <w:rFonts w:ascii="Avenir Next" w:hAnsi="Avenir Next" w:cs="Avenir Next" w:eastAsia="Avenir Next"/>
           <w:color w:val="1A1A1A"/>
-          <w:sz w:val="20"/>
+          <w:sz w:val="22"/>
           <w:szCs w:val="20"/>
         </w:rPr>
         <w:t xml:space="preserve">For each graph, tell the dot (open or closed) and the arrow direction (left or right).</w:t>
@@ -682,18 +686,18 @@
                 <w:rFonts w:ascii="Avenir Next" w:hAnsi="Avenir Next" w:cs="Avenir Next" w:eastAsia="Avenir Next"/>
                 <w:b/>
                 <w:color w:val="003A70"/>
+                <w:sz w:val="22"/>
+                <w:szCs w:val="20"/>
+              </w:rPr>
+              <w:t xml:space="preserve">a.</w:t>
+            </w:r>
+            <w:r>
+              <w:rPr>
+                <w:rFonts w:ascii="Avenir Next" w:hAnsi="Avenir Next" w:cs="Avenir Next" w:eastAsia="Avenir Next"/>
+                <w:color w:val="1A1A1A"/>
                 <w:sz w:val="20"/>
                 <w:szCs w:val="20"/>
               </w:rPr>
-              <w:t xml:space="preserve">a.</w:t>
-            </w:r>
-            <w:r>
-              <w:rPr>
-                <w:rFonts w:ascii="Avenir Next" w:hAnsi="Avenir Next" w:cs="Avenir Next" w:eastAsia="Avenir Next"/>
-                <w:color w:val="1A1A1A"/>
-                <w:sz w:val="20"/>
-                <w:szCs w:val="20"/>
-              </w:rPr>
               <w:tab/>
             </w:r>
             <w:r>
@@ -701,7 +705,7 @@
                 <w:rFonts w:ascii="Avenir Next" w:hAnsi="Avenir Next" w:cs="Avenir Next" w:eastAsia="Avenir Next"/>
                 <w:i/>
                 <w:color w:val="1A1A1A"/>
-                <w:sz w:val="20"/>
+                <w:sz w:val="22"/>
                 <w:szCs w:val="20"/>
               </w:rPr>
               <w:t xml:space="preserve">x</w:t>
@@ -710,7 +714,7 @@
               <w:rPr>
                 <w:rFonts w:ascii="Avenir Next" w:hAnsi="Avenir Next" w:cs="Avenir Next" w:eastAsia="Avenir Next"/>
                 <w:color w:val="1A1A1A"/>
-                <w:sz w:val="20"/>
+                <w:sz w:val="22"/>
                 <w:szCs w:val="20"/>
               </w:rPr>
               <w:t xml:space="preserve"> ≥ 9</w:t>
@@ -754,18 +758,18 @@
                 <w:rFonts w:ascii="Avenir Next" w:hAnsi="Avenir Next" w:cs="Avenir Next" w:eastAsia="Avenir Next"/>
                 <w:b/>
                 <w:color w:val="003A70"/>
+                <w:sz w:val="22"/>
+                <w:szCs w:val="20"/>
+              </w:rPr>
+              <w:t xml:space="preserve">b.</w:t>
+            </w:r>
+            <w:r>
+              <w:rPr>
+                <w:rFonts w:ascii="Avenir Next" w:hAnsi="Avenir Next" w:cs="Avenir Next" w:eastAsia="Avenir Next"/>
+                <w:color w:val="1A1A1A"/>
                 <w:sz w:val="20"/>
                 <w:szCs w:val="20"/>
               </w:rPr>
-              <w:t xml:space="preserve">b.</w:t>
-            </w:r>
-            <w:r>
-              <w:rPr>
-                <w:rFonts w:ascii="Avenir Next" w:hAnsi="Avenir Next" w:cs="Avenir Next" w:eastAsia="Avenir Next"/>
-                <w:color w:val="1A1A1A"/>
-                <w:sz w:val="20"/>
-                <w:szCs w:val="20"/>
-              </w:rPr>
               <w:tab/>
             </w:r>
             <w:r>
@@ -773,7 +777,7 @@
                 <w:rFonts w:ascii="Avenir Next" w:hAnsi="Avenir Next" w:cs="Avenir Next" w:eastAsia="Avenir Next"/>
                 <w:i/>
                 <w:color w:val="1A1A1A"/>
-                <w:sz w:val="20"/>
+                <w:sz w:val="22"/>
                 <w:szCs w:val="20"/>
               </w:rPr>
               <w:t xml:space="preserve">n</w:t>
@@ -782,7 +786,7 @@
               <w:rPr>
                 <w:rFonts w:ascii="Avenir Next" w:hAnsi="Avenir Next" w:cs="Avenir Next" w:eastAsia="Avenir Next"/>
                 <w:color w:val="1A1A1A"/>
-                <w:sz w:val="20"/>
+                <w:sz w:val="22"/>
                 <w:szCs w:val="20"/>
               </w:rPr>
               <w:t xml:space="preserve"> &lt; −4</w:t>
@@ -832,18 +836,18 @@
                 <w:rFonts w:ascii="Avenir Next" w:hAnsi="Avenir Next" w:cs="Avenir Next" w:eastAsia="Avenir Next"/>
                 <w:b/>
                 <w:color w:val="003A70"/>
+                <w:sz w:val="22"/>
+                <w:szCs w:val="20"/>
+              </w:rPr>
+              <w:t xml:space="preserve">c.</w:t>
+            </w:r>
+            <w:r>
+              <w:rPr>
+                <w:rFonts w:ascii="Avenir Next" w:hAnsi="Avenir Next" w:cs="Avenir Next" w:eastAsia="Avenir Next"/>
+                <w:color w:val="1A1A1A"/>
                 <w:sz w:val="20"/>
                 <w:szCs w:val="20"/>
               </w:rPr>
-              <w:t xml:space="preserve">c.</w:t>
-            </w:r>
-            <w:r>
-              <w:rPr>
-                <w:rFonts w:ascii="Avenir Next" w:hAnsi="Avenir Next" w:cs="Avenir Next" w:eastAsia="Avenir Next"/>
-                <w:color w:val="1A1A1A"/>
-                <w:sz w:val="20"/>
-                <w:szCs w:val="20"/>
-              </w:rPr>
               <w:tab/>
             </w:r>
             <w:r>
@@ -851,7 +855,7 @@
                 <w:rFonts w:ascii="Avenir Next" w:hAnsi="Avenir Next" w:cs="Avenir Next" w:eastAsia="Avenir Next"/>
                 <w:i/>
                 <w:color w:val="1A1A1A"/>
-                <w:sz w:val="20"/>
+                <w:sz w:val="22"/>
                 <w:szCs w:val="20"/>
               </w:rPr>
               <w:t xml:space="preserve">p</w:t>
@@ -860,7 +864,7 @@
               <w:rPr>
                 <w:rFonts w:ascii="Avenir Next" w:hAnsi="Avenir Next" w:cs="Avenir Next" w:eastAsia="Avenir Next"/>
                 <w:color w:val="1A1A1A"/>
-                <w:sz w:val="20"/>
+                <w:sz w:val="22"/>
                 <w:szCs w:val="20"/>
               </w:rPr>
               <w:t xml:space="preserve"> ≤ 0</w:t>
@@ -904,18 +908,18 @@
                 <w:rFonts w:ascii="Avenir Next" w:hAnsi="Avenir Next" w:cs="Avenir Next" w:eastAsia="Avenir Next"/>
                 <w:b/>
                 <w:color w:val="003A70"/>
+                <w:sz w:val="22"/>
+                <w:szCs w:val="20"/>
+              </w:rPr>
+              <w:t xml:space="preserve">d.</w:t>
+            </w:r>
+            <w:r>
+              <w:rPr>
+                <w:rFonts w:ascii="Avenir Next" w:hAnsi="Avenir Next" w:cs="Avenir Next" w:eastAsia="Avenir Next"/>
+                <w:color w:val="1A1A1A"/>
                 <w:sz w:val="20"/>
                 <w:szCs w:val="20"/>
               </w:rPr>
-              <w:t xml:space="preserve">d.</w:t>
-            </w:r>
-            <w:r>
-              <w:rPr>
-                <w:rFonts w:ascii="Avenir Next" w:hAnsi="Avenir Next" w:cs="Avenir Next" w:eastAsia="Avenir Next"/>
-                <w:color w:val="1A1A1A"/>
-                <w:sz w:val="20"/>
-                <w:szCs w:val="20"/>
-              </w:rPr>
               <w:tab/>
             </w:r>
             <w:r>
@@ -923,7 +927,7 @@
                 <w:rFonts w:ascii="Avenir Next" w:hAnsi="Avenir Next" w:cs="Avenir Next" w:eastAsia="Avenir Next"/>
                 <w:i/>
                 <w:color w:val="1A1A1A"/>
-                <w:sz w:val="20"/>
+                <w:sz w:val="22"/>
                 <w:szCs w:val="20"/>
               </w:rPr>
               <w:t xml:space="preserve">k</w:t>
@@ -932,7 +936,7 @@
               <w:rPr>
                 <w:rFonts w:ascii="Avenir Next" w:hAnsi="Avenir Next" w:cs="Avenir Next" w:eastAsia="Avenir Next"/>
                 <w:color w:val="1A1A1A"/>
-                <w:sz w:val="20"/>
+                <w:sz w:val="22"/>
                 <w:szCs w:val="20"/>
               </w:rPr>
               <w:t xml:space="preserve"> &gt; 2.5</w:t>
@@ -982,18 +986,18 @@
                 <w:rFonts w:ascii="Avenir Next" w:hAnsi="Avenir Next" w:cs="Avenir Next" w:eastAsia="Avenir Next"/>
                 <w:b/>
                 <w:color w:val="003A70"/>
+                <w:sz w:val="22"/>
+                <w:szCs w:val="20"/>
+              </w:rPr>
+              <w:t xml:space="preserve">e.</w:t>
+            </w:r>
+            <w:r>
+              <w:rPr>
+                <w:rFonts w:ascii="Avenir Next" w:hAnsi="Avenir Next" w:cs="Avenir Next" w:eastAsia="Avenir Next"/>
+                <w:color w:val="1A1A1A"/>
                 <w:sz w:val="20"/>
                 <w:szCs w:val="20"/>
               </w:rPr>
-              <w:t xml:space="preserve">e.</w:t>
-            </w:r>
-            <w:r>
-              <w:rPr>
-                <w:rFonts w:ascii="Avenir Next" w:hAnsi="Avenir Next" w:cs="Avenir Next" w:eastAsia="Avenir Next"/>
-                <w:color w:val="1A1A1A"/>
-                <w:sz w:val="20"/>
-                <w:szCs w:val="20"/>
-              </w:rPr>
               <w:tab/>
             </w:r>
             <w:r>
@@ -1001,7 +1005,7 @@
                 <w:rFonts w:ascii="Avenir Next" w:hAnsi="Avenir Next" w:cs="Avenir Next" w:eastAsia="Avenir Next"/>
                 <w:i/>
                 <w:color w:val="1A1A1A"/>
-                <w:sz w:val="20"/>
+                <w:sz w:val="22"/>
                 <w:szCs w:val="20"/>
               </w:rPr>
               <w:t xml:space="preserve">w</w:t>
@@ -1010,7 +1014,7 @@
               <w:rPr>
                 <w:rFonts w:ascii="Avenir Next" w:hAnsi="Avenir Next" w:cs="Avenir Next" w:eastAsia="Avenir Next"/>
                 <w:color w:val="1A1A1A"/>
-                <w:sz w:val="20"/>
+                <w:sz w:val="22"/>
                 <w:szCs w:val="20"/>
               </w:rPr>
               <w:t xml:space="preserve"> ≥ −6</w:t>
@@ -1054,18 +1058,18 @@
                 <w:rFonts w:ascii="Avenir Next" w:hAnsi="Avenir Next" w:cs="Avenir Next" w:eastAsia="Avenir Next"/>
                 <w:b/>
                 <w:color w:val="003A70"/>
+                <w:sz w:val="22"/>
+                <w:szCs w:val="20"/>
+              </w:rPr>
+              <w:t xml:space="preserve">f.</w:t>
+            </w:r>
+            <w:r>
+              <w:rPr>
+                <w:rFonts w:ascii="Avenir Next" w:hAnsi="Avenir Next" w:cs="Avenir Next" w:eastAsia="Avenir Next"/>
+                <w:color w:val="1A1A1A"/>
                 <w:sz w:val="20"/>
                 <w:szCs w:val="20"/>
               </w:rPr>
-              <w:t xml:space="preserve">f.</w:t>
-            </w:r>
-            <w:r>
-              <w:rPr>
-                <w:rFonts w:ascii="Avenir Next" w:hAnsi="Avenir Next" w:cs="Avenir Next" w:eastAsia="Avenir Next"/>
-                <w:color w:val="1A1A1A"/>
-                <w:sz w:val="20"/>
-                <w:szCs w:val="20"/>
-              </w:rPr>
               <w:tab/>
             </w:r>
             <w:r>
@@ -1073,7 +1077,7 @@
                 <w:rFonts w:ascii="Avenir Next" w:hAnsi="Avenir Next" w:cs="Avenir Next" w:eastAsia="Avenir Next"/>
                 <w:i/>
                 <w:color w:val="1A1A1A"/>
-                <w:sz w:val="20"/>
+                <w:sz w:val="22"/>
                 <w:szCs w:val="20"/>
               </w:rPr>
               <w:t xml:space="preserve">r</w:t>
@@ -1082,7 +1086,7 @@
               <w:rPr>
                 <w:rFonts w:ascii="Avenir Next" w:hAnsi="Avenir Next" w:cs="Avenir Next" w:eastAsia="Avenir Next"/>
                 <w:color w:val="1A1A1A"/>
-                <w:sz w:val="20"/>
+                <w:sz w:val="22"/>
                 <w:szCs w:val="20"/>
               </w:rPr>
               <w:t xml:space="preserve"> &lt; 7</w:t>
@@ -1132,18 +1136,18 @@
                 <w:rFonts w:ascii="Avenir Next" w:hAnsi="Avenir Next" w:cs="Avenir Next" w:eastAsia="Avenir Next"/>
                 <w:b/>
                 <w:color w:val="003A70"/>
+                <w:sz w:val="22"/>
+                <w:szCs w:val="20"/>
+              </w:rPr>
+              <w:t xml:space="preserve">g.</w:t>
+            </w:r>
+            <w:r>
+              <w:rPr>
+                <w:rFonts w:ascii="Avenir Next" w:hAnsi="Avenir Next" w:cs="Avenir Next" w:eastAsia="Avenir Next"/>
+                <w:color w:val="1A1A1A"/>
                 <w:sz w:val="20"/>
                 <w:szCs w:val="20"/>
               </w:rPr>
-              <w:t xml:space="preserve">g.</w:t>
-            </w:r>
-            <w:r>
-              <w:rPr>
-                <w:rFonts w:ascii="Avenir Next" w:hAnsi="Avenir Next" w:cs="Avenir Next" w:eastAsia="Avenir Next"/>
-                <w:color w:val="1A1A1A"/>
-                <w:sz w:val="20"/>
-                <w:szCs w:val="20"/>
-              </w:rPr>
               <w:tab/>
             </w:r>
             <w:r>
@@ -1151,7 +1155,7 @@
                 <w:rFonts w:ascii="Avenir Next" w:hAnsi="Avenir Next" w:cs="Avenir Next" w:eastAsia="Avenir Next"/>
                 <w:i/>
                 <w:color w:val="1A1A1A"/>
-                <w:sz w:val="20"/>
+                <w:sz w:val="22"/>
                 <w:szCs w:val="20"/>
               </w:rPr>
               <w:t xml:space="preserve">b</w:t>
@@ -1160,7 +1164,7 @@
               <w:rPr>
                 <w:rFonts w:ascii="Avenir Next" w:hAnsi="Avenir Next" w:cs="Avenir Next" w:eastAsia="Avenir Next"/>
                 <w:color w:val="1A1A1A"/>
-                <w:sz w:val="20"/>
+                <w:sz w:val="22"/>
                 <w:szCs w:val="20"/>
               </w:rPr>
               <w:t xml:space="preserve"> &gt; −1.5</w:t>
@@ -1204,18 +1208,18 @@
                 <w:rFonts w:ascii="Avenir Next" w:hAnsi="Avenir Next" w:cs="Avenir Next" w:eastAsia="Avenir Next"/>
                 <w:b/>
                 <w:color w:val="003A70"/>
+                <w:sz w:val="22"/>
+                <w:szCs w:val="20"/>
+              </w:rPr>
+              <w:t xml:space="preserve">h.</w:t>
+            </w:r>
+            <w:r>
+              <w:rPr>
+                <w:rFonts w:ascii="Avenir Next" w:hAnsi="Avenir Next" w:cs="Avenir Next" w:eastAsia="Avenir Next"/>
+                <w:color w:val="1A1A1A"/>
                 <w:sz w:val="20"/>
                 <w:szCs w:val="20"/>
               </w:rPr>
-              <w:t xml:space="preserve">h.</w:t>
-            </w:r>
-            <w:r>
-              <w:rPr>
-                <w:rFonts w:ascii="Avenir Next" w:hAnsi="Avenir Next" w:cs="Avenir Next" w:eastAsia="Avenir Next"/>
-                <w:color w:val="1A1A1A"/>
-                <w:sz w:val="20"/>
-                <w:szCs w:val="20"/>
-              </w:rPr>
               <w:tab/>
             </w:r>
             <w:r>
@@ -1223,7 +1227,7 @@
                 <w:rFonts w:ascii="Avenir Next" w:hAnsi="Avenir Next" w:cs="Avenir Next" w:eastAsia="Avenir Next"/>
                 <w:i/>
                 <w:color w:val="1A1A1A"/>
-                <w:sz w:val="20"/>
+                <w:sz w:val="22"/>
                 <w:szCs w:val="20"/>
               </w:rPr>
               <w:t xml:space="preserve">c</w:t>
@@ -1232,7 +1236,7 @@
               <w:rPr>
                 <w:rFonts w:ascii="Avenir Next" w:hAnsi="Avenir Next" w:cs="Avenir Next" w:eastAsia="Avenir Next"/>
                 <w:color w:val="1A1A1A"/>
-                <w:sz w:val="20"/>
+                <w:sz w:val="22"/>
                 <w:szCs w:val="20"/>
               </w:rPr>
               <w:t xml:space="preserve"> ≤ 12</w:t>
@@ -1279,25 +1283,25 @@
           <w:rFonts w:ascii="Avenir Next" w:hAnsi="Avenir Next" w:cs="Avenir Next" w:eastAsia="Avenir Next"/>
           <w:b/>
           <w:color w:val="1A1A1A"/>
+          <w:sz w:val="22"/>
+          <w:szCs w:val="20"/>
+        </w:rPr>
+        <w:t xml:space="preserve">2.</w:t>
+      </w:r>
+      <w:r>
+        <w:rPr>
+          <w:rFonts w:ascii="Avenir Next" w:hAnsi="Avenir Next" w:cs="Avenir Next" w:eastAsia="Avenir Next"/>
+          <w:color w:val="1A1A1A"/>
           <w:sz w:val="20"/>
           <w:szCs w:val="20"/>
         </w:rPr>
-        <w:t xml:space="preserve">2.</w:t>
-      </w:r>
-      <w:r>
-        <w:rPr>
-          <w:rFonts w:ascii="Avenir Next" w:hAnsi="Avenir Next" w:cs="Avenir Next" w:eastAsia="Avenir Next"/>
-          <w:color w:val="1A1A1A"/>
-          <w:sz w:val="20"/>
-          <w:szCs w:val="20"/>
-        </w:rPr>
         <w:tab/>
       </w:r>
       <w:r>
         <w:rPr>
           <w:rFonts w:ascii="Avenir Next" w:hAnsi="Avenir Next" w:cs="Avenir Next" w:eastAsia="Avenir Next"/>
           <w:color w:val="1A1A1A"/>
-          <w:sz w:val="20"/>
+          <w:sz w:val="22"/>
           <w:szCs w:val="20"/>
         </w:rPr>
         <w:t xml:space="preserve">Graph </w:t>
@@ -1307,7 +1311,7 @@
           <w:rFonts w:ascii="Avenir Next" w:hAnsi="Avenir Next" w:cs="Avenir Next" w:eastAsia="Avenir Next"/>
           <w:i/>
           <w:color w:val="1A1A1A"/>
-          <w:sz w:val="20"/>
+          <w:sz w:val="22"/>
           <w:szCs w:val="20"/>
         </w:rPr>
         <w:t xml:space="preserve">a</w:t>
@@ -1316,7 +1320,7 @@
         <w:rPr>
           <w:rFonts w:ascii="Avenir Next" w:hAnsi="Avenir Next" w:cs="Avenir Next" w:eastAsia="Avenir Next"/>
           <w:color w:val="1A1A1A"/>
-          <w:sz w:val="20"/>
+          <w:sz w:val="22"/>
           <w:szCs w:val="20"/>
         </w:rPr>
         <w:t xml:space="preserve"> ≤ −1 on the number line. Then name one solution.</w:t>
@@ -1335,7 +1339,7 @@
         <w:drawing>
           <wp:inline distT="0" distB="0" distL="0" distR="0">
             <wp:extent cx="3657600" cy="404948"/>
-            <wp:docPr id="2" name="Figure 2"/>
+            <wp:docPr id="2" name="Figure 2" descr="Number line from -5 to 5, ticks every 1."/>
             <a:graphic xmlns:a="http://schemas.openxmlformats.org/drawingml/2006/main">
               <a:graphicData uri="http://schemas.openxmlformats.org/drawingml/2006/picture">
                 <pic:pic xmlns:pic="http://schemas.openxmlformats.org/drawingml/2006/picture">
@@ -1378,7 +1382,7 @@
           <w:rFonts w:ascii="Avenir Next" w:hAnsi="Avenir Next" w:cs="Avenir Next" w:eastAsia="Avenir Next"/>
           <w:b/>
           <w:color w:val="1A1A1A"/>
-          <w:sz w:val="18"/>
+          <w:sz w:val="22"/>
           <w:szCs w:val="18"/>
         </w:rPr>
         <w:t xml:space="preserve">One solution</w:t>
@@ -1412,18 +1416,18 @@
           <w:rFonts w:ascii="Avenir Next" w:hAnsi="Avenir Next" w:cs="Avenir Next" w:eastAsia="Avenir Next"/>
           <w:b/>
           <w:color w:val="1A1A1A"/>
+          <w:sz w:val="22"/>
+          <w:szCs w:val="20"/>
+        </w:rPr>
+        <w:t xml:space="preserve">3.</w:t>
+      </w:r>
+      <w:r>
+        <w:rPr>
+          <w:rFonts w:ascii="Avenir Next" w:hAnsi="Avenir Next" w:cs="Avenir Next" w:eastAsia="Avenir Next"/>
+          <w:color w:val="1A1A1A"/>
           <w:sz w:val="20"/>
           <w:szCs w:val="20"/>
         </w:rPr>
-        <w:t xml:space="preserve">3.</w:t>
-      </w:r>
-      <w:r>
-        <w:rPr>
-          <w:rFonts w:ascii="Avenir Next" w:hAnsi="Avenir Next" w:cs="Avenir Next" w:eastAsia="Avenir Next"/>
-          <w:color w:val="1A1A1A"/>
-          <w:sz w:val="20"/>
-          <w:szCs w:val="20"/>
-        </w:rPr>
         <w:tab/>
       </w:r>
       <w:r>
@@ -1431,7 +1435,7 @@
           <w:rFonts w:ascii="Avenir Next" w:hAnsi="Avenir Next" w:cs="Avenir Next" w:eastAsia="Avenir Next"/>
           <w:b/>
           <w:color w:val="1A1A1A"/>
-          <w:sz w:val="20"/>
+          <w:sz w:val="22"/>
           <w:szCs w:val="20"/>
         </w:rPr>
         <w:t xml:space="preserve">Hiking Trail.  </w:t>
@@ -1440,7 +1444,7 @@
         <w:rPr>
           <w:rFonts w:ascii="Avenir Next" w:hAnsi="Avenir Next" w:cs="Avenir Next" w:eastAsia="Avenir Next"/>
           <w:color w:val="1A1A1A"/>
-          <w:sz w:val="20"/>
+          <w:sz w:val="22"/>
           <w:szCs w:val="20"/>
         </w:rPr>
         <w:t xml:space="preserve">A trail is open to hikers who are at least 10 years old. Write an inequality for </w:t>
@@ -1450,7 +1454,7 @@
           <w:rFonts w:ascii="Avenir Next" w:hAnsi="Avenir Next" w:cs="Avenir Next" w:eastAsia="Avenir Next"/>
           <w:i/>
           <w:color w:val="1A1A1A"/>
-          <w:sz w:val="20"/>
+          <w:sz w:val="22"/>
           <w:szCs w:val="20"/>
         </w:rPr>
         <w:t xml:space="preserve">a</w:t>
@@ -1459,7 +1463,7 @@
         <w:rPr>
           <w:rFonts w:ascii="Avenir Next" w:hAnsi="Avenir Next" w:cs="Avenir Next" w:eastAsia="Avenir Next"/>
           <w:color w:val="1A1A1A"/>
-          <w:sz w:val="20"/>
+          <w:sz w:val="22"/>
           <w:szCs w:val="20"/>
         </w:rPr>
         <w:t xml:space="preserve">, a hiker’s age. Then graph it.</w:t>
@@ -1478,7 +1482,7 @@
         <w:drawing>
           <wp:inline distT="0" distB="0" distL="0" distR="0">
             <wp:extent cx="3657600" cy="404948"/>
-            <wp:docPr id="3" name="Figure 3"/>
+            <wp:docPr id="3" name="Figure 3" descr="Number line from 5 to 15, ticks every 1."/>
             <a:graphic xmlns:a="http://schemas.openxmlformats.org/drawingml/2006/main">
               <a:graphicData uri="http://schemas.openxmlformats.org/drawingml/2006/picture">
                 <pic:pic xmlns:pic="http://schemas.openxmlformats.org/drawingml/2006/picture">
@@ -1521,7 +1525,7 @@
           <w:rFonts w:ascii="Avenir Next" w:hAnsi="Avenir Next" w:cs="Avenir Next" w:eastAsia="Avenir Next"/>
           <w:b/>
           <w:color w:val="1A1A1A"/>
-          <w:sz w:val="18"/>
+          <w:sz w:val="22"/>
           <w:szCs w:val="18"/>
         </w:rPr>
         <w:t xml:space="preserve">Inequality</w:t>
@@ -1555,18 +1559,18 @@
           <w:rFonts w:ascii="Avenir Next" w:hAnsi="Avenir Next" w:cs="Avenir Next" w:eastAsia="Avenir Next"/>
           <w:b/>
           <w:color w:val="1A1A1A"/>
+          <w:sz w:val="22"/>
+          <w:szCs w:val="20"/>
+        </w:rPr>
+        <w:t xml:space="preserve">4.</w:t>
+      </w:r>
+      <w:r>
+        <w:rPr>
+          <w:rFonts w:ascii="Avenir Next" w:hAnsi="Avenir Next" w:cs="Avenir Next" w:eastAsia="Avenir Next"/>
+          <w:color w:val="1A1A1A"/>
           <w:sz w:val="20"/>
           <w:szCs w:val="20"/>
         </w:rPr>
-        <w:t xml:space="preserve">4.</w:t>
-      </w:r>
-      <w:r>
-        <w:rPr>
-          <w:rFonts w:ascii="Avenir Next" w:hAnsi="Avenir Next" w:cs="Avenir Next" w:eastAsia="Avenir Next"/>
-          <w:color w:val="1A1A1A"/>
-          <w:sz w:val="20"/>
-          <w:szCs w:val="20"/>
-        </w:rPr>
         <w:tab/>
       </w:r>
       <w:r>
@@ -1574,7 +1578,7 @@
           <w:rFonts w:ascii="Avenir Next" w:hAnsi="Avenir Next" w:cs="Avenir Next" w:eastAsia="Avenir Next"/>
           <w:b/>
           <w:color w:val="1A1A1A"/>
-          <w:sz w:val="20"/>
+          <w:sz w:val="22"/>
           <w:szCs w:val="20"/>
         </w:rPr>
         <w:t xml:space="preserve">Read the Graph.  </w:t>
@@ -1583,7 +1587,7 @@
         <w:rPr>
           <w:rFonts w:ascii="Avenir Next" w:hAnsi="Avenir Next" w:cs="Avenir Next" w:eastAsia="Avenir Next"/>
           <w:color w:val="1A1A1A"/>
-          <w:sz w:val="20"/>
+          <w:sz w:val="22"/>
           <w:szCs w:val="20"/>
         </w:rPr>
         <w:t xml:space="preserve">Write the inequality shown, using </w:t>
@@ -1593,7 +1597,7 @@
           <w:rFonts w:ascii="Avenir Next" w:hAnsi="Avenir Next" w:cs="Avenir Next" w:eastAsia="Avenir Next"/>
           <w:i/>
           <w:color w:val="1A1A1A"/>
-          <w:sz w:val="20"/>
+          <w:sz w:val="22"/>
           <w:szCs w:val="20"/>
         </w:rPr>
         <w:t xml:space="preserve">m</w:t>
@@ -1602,7 +1606,7 @@
         <w:rPr>
           <w:rFonts w:ascii="Avenir Next" w:hAnsi="Avenir Next" w:cs="Avenir Next" w:eastAsia="Avenir Next"/>
           <w:color w:val="1A1A1A"/>
-          <w:sz w:val="20"/>
+          <w:sz w:val="22"/>
           <w:szCs w:val="20"/>
         </w:rPr>
         <w:t xml:space="preserve">. Then describe a real situation it could show.</w:t>
@@ -1621,7 +1625,7 @@
         <w:drawing>
           <wp:inline distT="0" distB="0" distL="0" distR="0">
             <wp:extent cx="3657600" cy="404948"/>
-            <wp:docPr id="4" name="Figure 4"/>
+            <wp:docPr id="4" name="Figure 4" descr="Number line from 0 to 10, ticks every 1. Ray: from: 6; dir: left; open: True."/>
             <a:graphic xmlns:a="http://schemas.openxmlformats.org/drawingml/2006/main">
               <a:graphicData uri="http://schemas.openxmlformats.org/drawingml/2006/picture">
                 <pic:pic xmlns:pic="http://schemas.openxmlformats.org/drawingml/2006/picture">
@@ -1766,6 +1770,7 @@
           </w:tcPr>
           <w:p>
             <w:pPr>
+              <w:pStyle w:val="Heading2"/>
               <w:spacing w:before="0" w:after="0" w:line="240" w:lineRule="auto"/>
             </w:pPr>
             <w:r>
@@ -1803,7 +1808,7 @@
               <w:rPr>
                 <w:rFonts w:ascii="Avenir Next" w:hAnsi="Avenir Next" w:cs="Avenir Next" w:eastAsia="Avenir Next"/>
                 <w:color w:val="1A1A1A"/>
-                <w:sz w:val="17"/>
+                <w:sz w:val="22"/>
                 <w:szCs w:val="17"/>
               </w:rPr>
               <w:t xml:space="preserve">  I can do this on my own</w:t>
@@ -1832,7 +1837,7 @@
               <w:rPr>
                 <w:rFonts w:ascii="Avenir Next" w:hAnsi="Avenir Next" w:cs="Avenir Next" w:eastAsia="Avenir Next"/>
                 <w:color w:val="1A1A1A"/>
-                <w:sz w:val="17"/>
+                <w:sz w:val="22"/>
                 <w:szCs w:val="17"/>
               </w:rPr>
               <w:t xml:space="preserve">  I need a little help</w:t>
@@ -1861,7 +1866,7 @@
               <w:rPr>
                 <w:rFonts w:ascii="Avenir Next" w:hAnsi="Avenir Next" w:cs="Avenir Next" w:eastAsia="Avenir Next"/>
                 <w:color w:val="1A1A1A"/>
-                <w:sz w:val="17"/>
+                <w:sz w:val="22"/>
                 <w:szCs w:val="17"/>
               </w:rPr>
               <w:t xml:space="preserve">  I have a question about #</w:t>
@@ -1899,7 +1904,7 @@
         <w:rPr>
           <w:rFonts w:ascii="Avenir Next" w:hAnsi="Avenir Next" w:cs="Avenir Next" w:eastAsia="Avenir Next"/>
           <w:color w:val="5A5F66"/>
-          <w:sz w:val="17"/>
+          <w:sz w:val="22"/>
           <w:szCs w:val="17"/>
         </w:rPr>
         <w:t xml:space="preserve">Ask someone at home for a rule with a limit (bedtime, screen time, a speed limit). Write it as an inequality and graph it.</w:t>
@@ -1919,10 +1924,28 @@
         <w:rPr>
           <w:rFonts w:ascii="Avenir Next" w:hAnsi="Avenir Next" w:cs="Avenir Next" w:eastAsia="Avenir Next"/>
           <w:color w:val="1A1A1A"/>
+          <w:sz w:val="22"/>
+          <w:szCs w:val="20"/>
+        </w:rPr>
+        <w:t xml:space="preserve">Name</w:t>
+      </w:r>
+      <w:r>
+        <w:rPr>
+          <w:rFonts w:ascii="Avenir Next" w:hAnsi="Avenir Next" w:cs="Avenir Next" w:eastAsia="Avenir Next"/>
+          <w:color w:val="1A1A1A"/>
           <w:sz w:val="20"/>
           <w:szCs w:val="20"/>
         </w:rPr>
-        <w:t xml:space="preserve">Name</w:t>
+        <w:tab/>
+      </w:r>
+      <w:r>
+        <w:rPr>
+          <w:rFonts w:ascii="Avenir Next" w:hAnsi="Avenir Next" w:cs="Avenir Next" w:eastAsia="Avenir Next"/>
+          <w:color w:val="1A1A1A"/>
+          <w:sz w:val="22"/>
+          <w:szCs w:val="20"/>
+        </w:rPr>
+        <w:t xml:space="preserve">   Date</w:t>
       </w:r>
       <w:r>
         <w:rPr>
@@ -1937,25 +1960,7 @@
         <w:rPr>
           <w:rFonts w:ascii="Avenir Next" w:hAnsi="Avenir Next" w:cs="Avenir Next" w:eastAsia="Avenir Next"/>
           <w:color w:val="1A1A1A"/>
-          <w:sz w:val="20"/>
-          <w:szCs w:val="20"/>
-        </w:rPr>
-        <w:t xml:space="preserve">   Date</w:t>
-      </w:r>
-      <w:r>
-        <w:rPr>
-          <w:rFonts w:ascii="Avenir Next" w:hAnsi="Avenir Next" w:cs="Avenir Next" w:eastAsia="Avenir Next"/>
-          <w:color w:val="1A1A1A"/>
-          <w:sz w:val="20"/>
-          <w:szCs w:val="20"/>
-        </w:rPr>
-        <w:tab/>
-      </w:r>
-      <w:r>
-        <w:rPr>
-          <w:rFonts w:ascii="Avenir Next" w:hAnsi="Avenir Next" w:cs="Avenir Next" w:eastAsia="Avenir Next"/>
-          <w:color w:val="1A1A1A"/>
-          <w:sz w:val="20"/>
+          <w:sz w:val="22"/>
           <w:szCs w:val="20"/>
         </w:rPr>
         <w:t xml:space="preserve">   Period</w:t>
@@ -1982,7 +1987,7 @@
           <w:caps/>
           <w:color w:val="003A70"/>
           <w:spacing w:val="12"/>
-          <w:sz w:val="19"/>
+          <w:sz w:val="22"/>
           <w:szCs w:val="19"/>
         </w:rPr>
         <w:t xml:space="preserve">Lesson 8-5  ·  Homework Packet  ·  Sheet 2 of 2</w:t>
@@ -1990,6 +1995,7 @@
     </w:p>
     <w:p>
       <w:pPr>
+        <w:pStyle w:val="Heading1"/>
         <w:keepNext/>
         <w:spacing w:before="0" w:after="0" w:line="240" w:lineRule="auto"/>
       </w:pPr>
@@ -2015,7 +2021,7 @@
         <w:rPr>
           <w:rFonts w:ascii="Avenir Next" w:hAnsi="Avenir Next" w:cs="Avenir Next" w:eastAsia="Avenir Next"/>
           <w:color w:val="5A5F66"/>
-          <w:sz w:val="17"/>
+          <w:sz w:val="22"/>
           <w:szCs w:val="17"/>
         </w:rPr>
         <w:t xml:space="preserve">Maryland Standard 6.EE.B.8   ·   Learning target — I can test values against an inequality and graph the solution set.</w:t>
@@ -2062,6 +2068,7 @@
           </w:tcPr>
           <w:p>
             <w:pPr>
+              <w:pStyle w:val="Heading2"/>
               <w:spacing w:before="0" w:after="0" w:line="240" w:lineRule="auto"/>
             </w:pPr>
             <w:r>
@@ -2089,54 +2096,54 @@
                 <w:rFonts w:ascii="Avenir Next" w:hAnsi="Avenir Next" w:cs="Avenir Next" w:eastAsia="Avenir Next"/>
                 <w:b/>
                 <w:color w:val="003A70"/>
+                <w:sz w:val="22"/>
+                <w:szCs w:val="18"/>
+              </w:rPr>
+              <w:t xml:space="preserve">•</w:t>
+            </w:r>
+            <w:r>
+              <w:rPr>
+                <w:rFonts w:ascii="Avenir Next" w:hAnsi="Avenir Next" w:cs="Avenir Next" w:eastAsia="Avenir Next"/>
+                <w:color w:val="1A1A1A"/>
                 <w:sz w:val="18"/>
                 <w:szCs w:val="18"/>
               </w:rPr>
-              <w:t xml:space="preserve">•</w:t>
-            </w:r>
-            <w:r>
-              <w:rPr>
-                <w:rFonts w:ascii="Avenir Next" w:hAnsi="Avenir Next" w:cs="Avenir Next" w:eastAsia="Avenir Next"/>
-                <w:color w:val="1A1A1A"/>
-                <w:sz w:val="18"/>
+              <w:tab/>
+            </w:r>
+            <w:r>
+              <w:rPr>
+                <w:rFonts w:ascii="Avenir Next" w:hAnsi="Avenir Next" w:cs="Avenir Next" w:eastAsia="Avenir Next"/>
+                <w:b/>
+                <w:color w:val="1A1A1A"/>
+                <w:sz w:val="22"/>
                 <w:szCs w:val="18"/>
               </w:rPr>
-              <w:tab/>
-            </w:r>
-            <w:r>
-              <w:rPr>
-                <w:rFonts w:ascii="Avenir Next" w:hAnsi="Avenir Next" w:cs="Avenir Next" w:eastAsia="Avenir Next"/>
-                <w:b/>
-                <w:color w:val="1A1A1A"/>
-                <w:sz w:val="18"/>
+              <w:t xml:space="preserve">Substitute</w:t>
+            </w:r>
+            <w:r>
+              <w:rPr>
+                <w:rFonts w:ascii="Avenir Next" w:hAnsi="Avenir Next" w:cs="Avenir Next" w:eastAsia="Avenir Next"/>
+                <w:color w:val="1A1A1A"/>
+                <w:sz w:val="22"/>
                 <w:szCs w:val="18"/>
               </w:rPr>
-              <w:t xml:space="preserve">Substitute</w:t>
-            </w:r>
-            <w:r>
-              <w:rPr>
-                <w:rFonts w:ascii="Avenir Next" w:hAnsi="Avenir Next" w:cs="Avenir Next" w:eastAsia="Avenir Next"/>
-                <w:color w:val="1A1A1A"/>
-                <w:sz w:val="18"/>
+              <w:t xml:space="preserve"> the value. A </w:t>
+            </w:r>
+            <w:r>
+              <w:rPr>
+                <w:rFonts w:ascii="Avenir Next" w:hAnsi="Avenir Next" w:cs="Avenir Next" w:eastAsia="Avenir Next"/>
+                <w:b/>
+                <w:color w:val="1A1A1A"/>
+                <w:sz w:val="22"/>
                 <w:szCs w:val="18"/>
               </w:rPr>
-              <w:t xml:space="preserve"> the value. A </w:t>
-            </w:r>
-            <w:r>
-              <w:rPr>
-                <w:rFonts w:ascii="Avenir Next" w:hAnsi="Avenir Next" w:cs="Avenir Next" w:eastAsia="Avenir Next"/>
-                <w:b/>
-                <w:color w:val="1A1A1A"/>
-                <w:sz w:val="18"/>
-                <w:szCs w:val="18"/>
-              </w:rPr>
               <w:t xml:space="preserve">true</w:t>
             </w:r>
             <w:r>
               <w:rPr>
                 <w:rFonts w:ascii="Avenir Next" w:hAnsi="Avenir Next" w:cs="Avenir Next" w:eastAsia="Avenir Next"/>
                 <w:color w:val="1A1A1A"/>
-                <w:sz w:val="18"/>
+                <w:sz w:val="22"/>
                 <w:szCs w:val="18"/>
               </w:rPr>
               <w:t xml:space="preserve"> statement means it is a solution.</w:t>
@@ -2155,44 +2162,44 @@
                 <w:rFonts w:ascii="Avenir Next" w:hAnsi="Avenir Next" w:cs="Avenir Next" w:eastAsia="Avenir Next"/>
                 <w:b/>
                 <w:color w:val="003A70"/>
+                <w:sz w:val="22"/>
+                <w:szCs w:val="18"/>
+              </w:rPr>
+              <w:t xml:space="preserve">•</w:t>
+            </w:r>
+            <w:r>
+              <w:rPr>
+                <w:rFonts w:ascii="Avenir Next" w:hAnsi="Avenir Next" w:cs="Avenir Next" w:eastAsia="Avenir Next"/>
+                <w:color w:val="1A1A1A"/>
                 <w:sz w:val="18"/>
                 <w:szCs w:val="18"/>
               </w:rPr>
-              <w:t xml:space="preserve">•</w:t>
-            </w:r>
-            <w:r>
-              <w:rPr>
-                <w:rFonts w:ascii="Avenir Next" w:hAnsi="Avenir Next" w:cs="Avenir Next" w:eastAsia="Avenir Next"/>
-                <w:color w:val="1A1A1A"/>
-                <w:sz w:val="18"/>
+              <w:tab/>
+            </w:r>
+            <w:r>
+              <w:rPr>
+                <w:rFonts w:ascii="Avenir Next" w:hAnsi="Avenir Next" w:cs="Avenir Next" w:eastAsia="Avenir Next"/>
+                <w:color w:val="1A1A1A"/>
+                <w:sz w:val="22"/>
                 <w:szCs w:val="18"/>
               </w:rPr>
-              <w:tab/>
-            </w:r>
-            <w:r>
-              <w:rPr>
-                <w:rFonts w:ascii="Avenir Next" w:hAnsi="Avenir Next" w:cs="Avenir Next" w:eastAsia="Avenir Next"/>
-                <w:color w:val="1A1A1A"/>
-                <w:sz w:val="18"/>
+              <w:t xml:space="preserve">An inequality usually has </w:t>
+            </w:r>
+            <w:r>
+              <w:rPr>
+                <w:rFonts w:ascii="Avenir Next" w:hAnsi="Avenir Next" w:cs="Avenir Next" w:eastAsia="Avenir Next"/>
+                <w:b/>
+                <w:color w:val="1A1A1A"/>
+                <w:sz w:val="22"/>
                 <w:szCs w:val="18"/>
               </w:rPr>
-              <w:t xml:space="preserve">An inequality usually has </w:t>
-            </w:r>
-            <w:r>
-              <w:rPr>
-                <w:rFonts w:ascii="Avenir Next" w:hAnsi="Avenir Next" w:cs="Avenir Next" w:eastAsia="Avenir Next"/>
-                <w:b/>
-                <w:color w:val="1A1A1A"/>
-                <w:sz w:val="18"/>
-                <w:szCs w:val="18"/>
-              </w:rPr>
               <w:t xml:space="preserve">many</w:t>
             </w:r>
             <w:r>
               <w:rPr>
                 <w:rFonts w:ascii="Avenir Next" w:hAnsi="Avenir Next" w:cs="Avenir Next" w:eastAsia="Avenir Next"/>
                 <w:color w:val="1A1A1A"/>
-                <w:sz w:val="18"/>
+                <w:sz w:val="22"/>
                 <w:szCs w:val="18"/>
               </w:rPr>
               <w:t xml:space="preserve"> solutions.</w:t>
@@ -2211,44 +2218,44 @@
                 <w:rFonts w:ascii="Avenir Next" w:hAnsi="Avenir Next" w:cs="Avenir Next" w:eastAsia="Avenir Next"/>
                 <w:b/>
                 <w:color w:val="003A70"/>
+                <w:sz w:val="22"/>
+                <w:szCs w:val="18"/>
+              </w:rPr>
+              <w:t xml:space="preserve">•</w:t>
+            </w:r>
+            <w:r>
+              <w:rPr>
+                <w:rFonts w:ascii="Avenir Next" w:hAnsi="Avenir Next" w:cs="Avenir Next" w:eastAsia="Avenir Next"/>
+                <w:color w:val="1A1A1A"/>
                 <w:sz w:val="18"/>
                 <w:szCs w:val="18"/>
               </w:rPr>
-              <w:t xml:space="preserve">•</w:t>
-            </w:r>
-            <w:r>
-              <w:rPr>
-                <w:rFonts w:ascii="Avenir Next" w:hAnsi="Avenir Next" w:cs="Avenir Next" w:eastAsia="Avenir Next"/>
-                <w:color w:val="1A1A1A"/>
-                <w:sz w:val="18"/>
+              <w:tab/>
+            </w:r>
+            <w:r>
+              <w:rPr>
+                <w:rFonts w:ascii="Avenir Next" w:hAnsi="Avenir Next" w:cs="Avenir Next" w:eastAsia="Avenir Next"/>
+                <w:color w:val="1A1A1A"/>
+                <w:sz w:val="22"/>
                 <w:szCs w:val="18"/>
               </w:rPr>
-              <w:tab/>
-            </w:r>
-            <w:r>
-              <w:rPr>
-                <w:rFonts w:ascii="Avenir Next" w:hAnsi="Avenir Next" w:cs="Avenir Next" w:eastAsia="Avenir Next"/>
-                <w:color w:val="1A1A1A"/>
-                <w:sz w:val="18"/>
+              <w:t xml:space="preserve">The </w:t>
+            </w:r>
+            <w:r>
+              <w:rPr>
+                <w:rFonts w:ascii="Avenir Next" w:hAnsi="Avenir Next" w:cs="Avenir Next" w:eastAsia="Avenir Next"/>
+                <w:b/>
+                <w:color w:val="1A1A1A"/>
+                <w:sz w:val="22"/>
                 <w:szCs w:val="18"/>
               </w:rPr>
-              <w:t xml:space="preserve">The </w:t>
-            </w:r>
-            <w:r>
-              <w:rPr>
-                <w:rFonts w:ascii="Avenir Next" w:hAnsi="Avenir Next" w:cs="Avenir Next" w:eastAsia="Avenir Next"/>
-                <w:b/>
-                <w:color w:val="1A1A1A"/>
-                <w:sz w:val="18"/>
-                <w:szCs w:val="18"/>
-              </w:rPr>
               <w:t xml:space="preserve">boundary</w:t>
             </w:r>
             <w:r>
               <w:rPr>
                 <w:rFonts w:ascii="Avenir Next" w:hAnsi="Avenir Next" w:cs="Avenir Next" w:eastAsia="Avenir Next"/>
                 <w:color w:val="1A1A1A"/>
-                <w:sz w:val="18"/>
+                <w:sz w:val="22"/>
                 <w:szCs w:val="18"/>
               </w:rPr>
               <w:t xml:space="preserve"> is a solution for ≤ and ≥ only.</w:t>
@@ -2263,6 +2270,7 @@
           </w:tcPr>
           <w:p>
             <w:pPr>
+              <w:pStyle w:val="Heading2"/>
               <w:spacing w:before="0" w:after="0" w:line="240" w:lineRule="auto"/>
             </w:pPr>
             <w:r>
@@ -2285,7 +2293,7 @@
               <w:rPr>
                 <w:rFonts w:ascii="Avenir Next" w:hAnsi="Avenir Next" w:cs="Avenir Next" w:eastAsia="Avenir Next"/>
                 <w:color w:val="1A1A1A"/>
-                <w:sz w:val="17"/>
+                <w:sz w:val="22"/>
                 <w:szCs w:val="17"/>
               </w:rPr>
               <w:t xml:space="preserve">Which of 6, 8, and 11 are solutions of </w:t>
@@ -2295,7 +2303,7 @@
                 <w:rFonts w:ascii="Avenir Next" w:hAnsi="Avenir Next" w:cs="Avenir Next" w:eastAsia="Avenir Next"/>
                 <w:i/>
                 <w:color w:val="1A1A1A"/>
-                <w:sz w:val="17"/>
+                <w:sz w:val="22"/>
                 <w:szCs w:val="17"/>
               </w:rPr>
               <w:t xml:space="preserve">x</w:t>
@@ -2304,7 +2312,7 @@
               <w:rPr>
                 <w:rFonts w:ascii="Avenir Next" w:hAnsi="Avenir Next" w:cs="Avenir Next" w:eastAsia="Avenir Next"/>
                 <w:color w:val="1A1A1A"/>
-                <w:sz w:val="17"/>
+                <w:sz w:val="22"/>
                 <w:szCs w:val="17"/>
               </w:rPr>
               <w:t xml:space="preserve"> ≥ 8?</w:t>
@@ -2323,25 +2331,25 @@
                 <w:rFonts w:ascii="Avenir Next" w:hAnsi="Avenir Next" w:cs="Avenir Next" w:eastAsia="Avenir Next"/>
                 <w:b/>
                 <w:color w:val="003A70"/>
+                <w:sz w:val="22"/>
+                <w:szCs w:val="17"/>
+              </w:rPr>
+              <w:t xml:space="preserve">Step 1</w:t>
+            </w:r>
+            <w:r>
+              <w:rPr>
+                <w:rFonts w:ascii="Avenir Next" w:hAnsi="Avenir Next" w:cs="Avenir Next" w:eastAsia="Avenir Next"/>
+                <w:color w:val="1A1A1A"/>
                 <w:sz w:val="17"/>
                 <w:szCs w:val="17"/>
               </w:rPr>
-              <w:t xml:space="preserve">Step 1</w:t>
-            </w:r>
-            <w:r>
-              <w:rPr>
-                <w:rFonts w:ascii="Avenir Next" w:hAnsi="Avenir Next" w:cs="Avenir Next" w:eastAsia="Avenir Next"/>
-                <w:color w:val="1A1A1A"/>
-                <w:sz w:val="17"/>
-                <w:szCs w:val="17"/>
-              </w:rPr>
               <w:tab/>
             </w:r>
             <w:r>
               <w:rPr>
                 <w:rFonts w:ascii="Avenir Next" w:hAnsi="Avenir Next" w:cs="Avenir Next" w:eastAsia="Avenir Next"/>
                 <w:color w:val="1A1A1A"/>
-                <w:sz w:val="17"/>
+                <w:sz w:val="22"/>
                 <w:szCs w:val="17"/>
               </w:rPr>
               <w:t xml:space="preserve">Test 6: 6 ≥ 8 is false. Test 8: 8 ≥ 8 is true.</w:t>
@@ -2360,25 +2368,25 @@
                 <w:rFonts w:ascii="Avenir Next" w:hAnsi="Avenir Next" w:cs="Avenir Next" w:eastAsia="Avenir Next"/>
                 <w:b/>
                 <w:color w:val="003A70"/>
+                <w:sz w:val="22"/>
+                <w:szCs w:val="17"/>
+              </w:rPr>
+              <w:t xml:space="preserve">Step 2</w:t>
+            </w:r>
+            <w:r>
+              <w:rPr>
+                <w:rFonts w:ascii="Avenir Next" w:hAnsi="Avenir Next" w:cs="Avenir Next" w:eastAsia="Avenir Next"/>
+                <w:color w:val="1A1A1A"/>
                 <w:sz w:val="17"/>
                 <w:szCs w:val="17"/>
               </w:rPr>
-              <w:t xml:space="preserve">Step 2</w:t>
-            </w:r>
-            <w:r>
-              <w:rPr>
-                <w:rFonts w:ascii="Avenir Next" w:hAnsi="Avenir Next" w:cs="Avenir Next" w:eastAsia="Avenir Next"/>
-                <w:color w:val="1A1A1A"/>
-                <w:sz w:val="17"/>
-                <w:szCs w:val="17"/>
-              </w:rPr>
               <w:tab/>
             </w:r>
             <w:r>
               <w:rPr>
                 <w:rFonts w:ascii="Avenir Next" w:hAnsi="Avenir Next" w:cs="Avenir Next" w:eastAsia="Avenir Next"/>
                 <w:color w:val="1A1A1A"/>
-                <w:sz w:val="17"/>
+                <w:sz w:val="22"/>
                 <w:szCs w:val="17"/>
               </w:rPr>
               <w:t xml:space="preserve">Test 11: 11 ≥ 8 is true.</w:t>
@@ -2397,18 +2405,18 @@
                 <w:rFonts w:ascii="Avenir Next" w:hAnsi="Avenir Next" w:cs="Avenir Next" w:eastAsia="Avenir Next"/>
                 <w:b/>
                 <w:color w:val="1A1A1A"/>
+                <w:sz w:val="22"/>
+                <w:szCs w:val="17"/>
+              </w:rPr>
+              <w:t xml:space="preserve">Answer</w:t>
+            </w:r>
+            <w:r>
+              <w:rPr>
+                <w:rFonts w:ascii="Avenir Next" w:hAnsi="Avenir Next" w:cs="Avenir Next" w:eastAsia="Avenir Next"/>
+                <w:color w:val="1A1A1A"/>
                 <w:sz w:val="17"/>
                 <w:szCs w:val="17"/>
               </w:rPr>
-              <w:t xml:space="preserve">Answer</w:t>
-            </w:r>
-            <w:r>
-              <w:rPr>
-                <w:rFonts w:ascii="Avenir Next" w:hAnsi="Avenir Next" w:cs="Avenir Next" w:eastAsia="Avenir Next"/>
-                <w:color w:val="1A1A1A"/>
-                <w:sz w:val="17"/>
-                <w:szCs w:val="17"/>
-              </w:rPr>
               <w:tab/>
             </w:r>
             <w:r>
@@ -2416,7 +2424,7 @@
                 <w:rFonts w:ascii="Avenir Next" w:hAnsi="Avenir Next" w:cs="Avenir Next" w:eastAsia="Avenir Next"/>
                 <w:b/>
                 <w:color w:val="1A1A1A"/>
-                <w:sz w:val="17"/>
+                <w:sz w:val="22"/>
                 <w:szCs w:val="17"/>
               </w:rPr>
               <w:t xml:space="preserve">8 and 11 are solutions; 6 is not.</w:t>
@@ -2427,6 +2435,7 @@
     </w:tbl>
     <w:p>
       <w:pPr>
+        <w:pStyle w:val="Heading2"/>
         <w:keepNext/>
         <w:pBdr>
           <w:bottom w:val="single" w:sz="8" w:space="3" w:color="003A70"/>
@@ -2442,7 +2451,7 @@
           <w:b/>
           <w:color w:val="003A70"/>
           <w:spacing w:val="14"/>
-          <w:sz w:val="19"/>
+          <w:sz w:val="22"/>
           <w:szCs w:val="19"/>
         </w:rPr>
         <w:t xml:space="preserve">PRACTICE</w:t>
@@ -2461,7 +2470,7 @@
           <w:rFonts w:ascii="Avenir Next" w:hAnsi="Avenir Next" w:cs="Avenir Next" w:eastAsia="Avenir Next"/>
           <w:i/>
           <w:color w:val="5A5F66"/>
-          <w:sz w:val="17"/>
+          <w:sz w:val="22"/>
           <w:szCs w:val="17"/>
         </w:rPr>
         <w:t xml:space="preserve">show your work · label units</w:t>
@@ -2481,25 +2490,25 @@
           <w:rFonts w:ascii="Avenir Next" w:hAnsi="Avenir Next" w:cs="Avenir Next" w:eastAsia="Avenir Next"/>
           <w:b/>
           <w:color w:val="1A1A1A"/>
+          <w:sz w:val="22"/>
+          <w:szCs w:val="20"/>
+        </w:rPr>
+        <w:t xml:space="preserve">1.</w:t>
+      </w:r>
+      <w:r>
+        <w:rPr>
+          <w:rFonts w:ascii="Avenir Next" w:hAnsi="Avenir Next" w:cs="Avenir Next" w:eastAsia="Avenir Next"/>
+          <w:color w:val="1A1A1A"/>
           <w:sz w:val="20"/>
           <w:szCs w:val="20"/>
         </w:rPr>
-        <w:t xml:space="preserve">1.</w:t>
-      </w:r>
-      <w:r>
-        <w:rPr>
-          <w:rFonts w:ascii="Avenir Next" w:hAnsi="Avenir Next" w:cs="Avenir Next" w:eastAsia="Avenir Next"/>
-          <w:color w:val="1A1A1A"/>
-          <w:sz w:val="20"/>
-          <w:szCs w:val="20"/>
-        </w:rPr>
         <w:tab/>
       </w:r>
       <w:r>
         <w:rPr>
           <w:rFonts w:ascii="Avenir Next" w:hAnsi="Avenir Next" w:cs="Avenir Next" w:eastAsia="Avenir Next"/>
           <w:color w:val="1A1A1A"/>
-          <w:sz w:val="20"/>
+          <w:sz w:val="22"/>
           <w:szCs w:val="20"/>
         </w:rPr>
         <w:t xml:space="preserve">Substitute each value. Write </w:t>
@@ -2509,7 +2518,7 @@
           <w:rFonts w:ascii="Avenir Next" w:hAnsi="Avenir Next" w:cs="Avenir Next" w:eastAsia="Avenir Next"/>
           <w:b/>
           <w:color w:val="1A1A1A"/>
-          <w:sz w:val="20"/>
+          <w:sz w:val="22"/>
           <w:szCs w:val="20"/>
         </w:rPr>
         <w:t xml:space="preserve">yes</w:t>
@@ -2518,7 +2527,7 @@
         <w:rPr>
           <w:rFonts w:ascii="Avenir Next" w:hAnsi="Avenir Next" w:cs="Avenir Next" w:eastAsia="Avenir Next"/>
           <w:color w:val="1A1A1A"/>
-          <w:sz w:val="20"/>
+          <w:sz w:val="22"/>
           <w:szCs w:val="20"/>
         </w:rPr>
         <w:t xml:space="preserve"> if it is a solution or </w:t>
@@ -2528,7 +2537,7 @@
           <w:rFonts w:ascii="Avenir Next" w:hAnsi="Avenir Next" w:cs="Avenir Next" w:eastAsia="Avenir Next"/>
           <w:b/>
           <w:color w:val="1A1A1A"/>
-          <w:sz w:val="20"/>
+          <w:sz w:val="22"/>
           <w:szCs w:val="20"/>
         </w:rPr>
         <w:t xml:space="preserve">no</w:t>
@@ -2537,7 +2546,7 @@
         <w:rPr>
           <w:rFonts w:ascii="Avenir Next" w:hAnsi="Avenir Next" w:cs="Avenir Next" w:eastAsia="Avenir Next"/>
           <w:color w:val="1A1A1A"/>
-          <w:sz w:val="20"/>
+          <w:sz w:val="22"/>
           <w:szCs w:val="20"/>
         </w:rPr>
         <w:t xml:space="preserve"> if it is not.</w:t>
@@ -2592,7 +2601,7 @@
                 <w:rFonts w:ascii="Avenir Next" w:hAnsi="Avenir Next" w:cs="Avenir Next" w:eastAsia="Avenir Next"/>
                 <w:b/>
                 <w:color w:val="1A1A1A"/>
-                <w:sz w:val="19"/>
+                <w:sz w:val="22"/>
                 <w:szCs w:val="19"/>
               </w:rPr>
               <w:t xml:space="preserve">Inequality</w:t>
@@ -2616,7 +2625,7 @@
                 <w:b/>
                 <w:i/>
                 <w:color w:val="1A1A1A"/>
-                <w:sz w:val="19"/>
+                <w:sz w:val="22"/>
                 <w:szCs w:val="19"/>
               </w:rPr>
               <w:t xml:space="preserve">x</w:t>
@@ -2626,7 +2635,7 @@
                 <w:rFonts w:ascii="Avenir Next" w:hAnsi="Avenir Next" w:cs="Avenir Next" w:eastAsia="Avenir Next"/>
                 <w:b/>
                 <w:color w:val="1A1A1A"/>
-                <w:sz w:val="19"/>
+                <w:sz w:val="22"/>
                 <w:szCs w:val="19"/>
               </w:rPr>
               <w:t xml:space="preserve"> = 4</w:t>
@@ -2650,7 +2659,7 @@
                 <w:b/>
                 <w:i/>
                 <w:color w:val="1A1A1A"/>
-                <w:sz w:val="19"/>
+                <w:sz w:val="22"/>
                 <w:szCs w:val="19"/>
               </w:rPr>
               <w:t xml:space="preserve">x</w:t>
@@ -2660,7 +2669,7 @@
                 <w:rFonts w:ascii="Avenir Next" w:hAnsi="Avenir Next" w:cs="Avenir Next" w:eastAsia="Avenir Next"/>
                 <w:b/>
                 <w:color w:val="1A1A1A"/>
-                <w:sz w:val="19"/>
+                <w:sz w:val="22"/>
                 <w:szCs w:val="19"/>
               </w:rPr>
               <w:t xml:space="preserve"> = 7</w:t>
@@ -2684,7 +2693,7 @@
                 <w:b/>
                 <w:i/>
                 <w:color w:val="1A1A1A"/>
-                <w:sz w:val="19"/>
+                <w:sz w:val="22"/>
                 <w:szCs w:val="19"/>
               </w:rPr>
               <w:t xml:space="preserve">x</w:t>
@@ -2694,7 +2703,7 @@
                 <w:rFonts w:ascii="Avenir Next" w:hAnsi="Avenir Next" w:cs="Avenir Next" w:eastAsia="Avenir Next"/>
                 <w:b/>
                 <w:color w:val="1A1A1A"/>
-                <w:sz w:val="19"/>
+                <w:sz w:val="22"/>
                 <w:szCs w:val="19"/>
               </w:rPr>
               <w:t xml:space="preserve"> = 10</w:t>
@@ -2724,7 +2733,7 @@
                 <w:b/>
                 <w:i/>
                 <w:color w:val="1A1A1A"/>
-                <w:sz w:val="19"/>
+                <w:sz w:val="22"/>
                 <w:szCs w:val="19"/>
               </w:rPr>
               <w:t xml:space="preserve">x</w:t>
@@ -2734,7 +2743,7 @@
                 <w:rFonts w:ascii="Avenir Next" w:hAnsi="Avenir Next" w:cs="Avenir Next" w:eastAsia="Avenir Next"/>
                 <w:b/>
                 <w:color w:val="1A1A1A"/>
-                <w:sz w:val="19"/>
+                <w:sz w:val="22"/>
                 <w:szCs w:val="19"/>
               </w:rPr>
               <w:t xml:space="preserve"> &gt; 7</w:t>
@@ -2797,7 +2806,7 @@
                 <w:b/>
                 <w:i/>
                 <w:color w:val="1A1A1A"/>
-                <w:sz w:val="19"/>
+                <w:sz w:val="22"/>
                 <w:szCs w:val="19"/>
               </w:rPr>
               <w:t xml:space="preserve">x</w:t>
@@ -2807,7 +2816,7 @@
                 <w:rFonts w:ascii="Avenir Next" w:hAnsi="Avenir Next" w:cs="Avenir Next" w:eastAsia="Avenir Next"/>
                 <w:b/>
                 <w:color w:val="1A1A1A"/>
-                <w:sz w:val="19"/>
+                <w:sz w:val="22"/>
                 <w:szCs w:val="19"/>
               </w:rPr>
               <w:t xml:space="preserve"> ≤ 7</w:t>
@@ -2870,7 +2879,7 @@
                 <w:b/>
                 <w:i/>
                 <w:color w:val="1A1A1A"/>
-                <w:sz w:val="19"/>
+                <w:sz w:val="22"/>
                 <w:szCs w:val="19"/>
               </w:rPr>
               <w:t xml:space="preserve">x</w:t>
@@ -2880,7 +2889,7 @@
                 <w:rFonts w:ascii="Avenir Next" w:hAnsi="Avenir Next" w:cs="Avenir Next" w:eastAsia="Avenir Next"/>
                 <w:b/>
                 <w:color w:val="1A1A1A"/>
-                <w:sz w:val="19"/>
+                <w:sz w:val="22"/>
                 <w:szCs w:val="19"/>
               </w:rPr>
               <w:t xml:space="preserve"> ≥ 4</w:t>
@@ -2941,25 +2950,25 @@
           <w:rFonts w:ascii="Avenir Next" w:hAnsi="Avenir Next" w:cs="Avenir Next" w:eastAsia="Avenir Next"/>
           <w:b/>
           <w:color w:val="1A1A1A"/>
+          <w:sz w:val="22"/>
+          <w:szCs w:val="20"/>
+        </w:rPr>
+        <w:t xml:space="preserve">2.</w:t>
+      </w:r>
+      <w:r>
+        <w:rPr>
+          <w:rFonts w:ascii="Avenir Next" w:hAnsi="Avenir Next" w:cs="Avenir Next" w:eastAsia="Avenir Next"/>
+          <w:color w:val="1A1A1A"/>
           <w:sz w:val="20"/>
           <w:szCs w:val="20"/>
         </w:rPr>
-        <w:t xml:space="preserve">2.</w:t>
-      </w:r>
-      <w:r>
-        <w:rPr>
-          <w:rFonts w:ascii="Avenir Next" w:hAnsi="Avenir Next" w:cs="Avenir Next" w:eastAsia="Avenir Next"/>
-          <w:color w:val="1A1A1A"/>
-          <w:sz w:val="20"/>
-          <w:szCs w:val="20"/>
-        </w:rPr>
         <w:tab/>
       </w:r>
       <w:r>
         <w:rPr>
           <w:rFonts w:ascii="Avenir Next" w:hAnsi="Avenir Next" w:cs="Avenir Next" w:eastAsia="Avenir Next"/>
           <w:color w:val="1A1A1A"/>
-          <w:sz w:val="20"/>
+          <w:sz w:val="22"/>
           <w:szCs w:val="20"/>
         </w:rPr>
         <w:t xml:space="preserve">Is the value a solution? Write </w:t>
@@ -2969,7 +2978,7 @@
           <w:rFonts w:ascii="Avenir Next" w:hAnsi="Avenir Next" w:cs="Avenir Next" w:eastAsia="Avenir Next"/>
           <w:b/>
           <w:color w:val="1A1A1A"/>
-          <w:sz w:val="20"/>
+          <w:sz w:val="22"/>
           <w:szCs w:val="20"/>
         </w:rPr>
         <w:t xml:space="preserve">yes</w:t>
@@ -2978,7 +2987,7 @@
         <w:rPr>
           <w:rFonts w:ascii="Avenir Next" w:hAnsi="Avenir Next" w:cs="Avenir Next" w:eastAsia="Avenir Next"/>
           <w:color w:val="1A1A1A"/>
-          <w:sz w:val="20"/>
+          <w:sz w:val="22"/>
           <w:szCs w:val="20"/>
         </w:rPr>
         <w:t xml:space="preserve"> or </w:t>
@@ -2988,7 +2997,7 @@
           <w:rFonts w:ascii="Avenir Next" w:hAnsi="Avenir Next" w:cs="Avenir Next" w:eastAsia="Avenir Next"/>
           <w:b/>
           <w:color w:val="1A1A1A"/>
-          <w:sz w:val="20"/>
+          <w:sz w:val="22"/>
           <w:szCs w:val="20"/>
         </w:rPr>
         <w:t xml:space="preserve">no</w:t>
@@ -2997,7 +3006,7 @@
         <w:rPr>
           <w:rFonts w:ascii="Avenir Next" w:hAnsi="Avenir Next" w:cs="Avenir Next" w:eastAsia="Avenir Next"/>
           <w:color w:val="1A1A1A"/>
-          <w:sz w:val="20"/>
+          <w:sz w:val="22"/>
           <w:szCs w:val="20"/>
         </w:rPr>
         <w:t xml:space="preserve">.</w:t>
@@ -3053,18 +3062,18 @@
                 <w:rFonts w:ascii="Avenir Next" w:hAnsi="Avenir Next" w:cs="Avenir Next" w:eastAsia="Avenir Next"/>
                 <w:b/>
                 <w:color w:val="003A70"/>
+                <w:sz w:val="22"/>
+                <w:szCs w:val="20"/>
+              </w:rPr>
+              <w:t xml:space="preserve">a.</w:t>
+            </w:r>
+            <w:r>
+              <w:rPr>
+                <w:rFonts w:ascii="Avenir Next" w:hAnsi="Avenir Next" w:cs="Avenir Next" w:eastAsia="Avenir Next"/>
+                <w:color w:val="1A1A1A"/>
                 <w:sz w:val="20"/>
                 <w:szCs w:val="20"/>
               </w:rPr>
-              <w:t xml:space="preserve">a.</w:t>
-            </w:r>
-            <w:r>
-              <w:rPr>
-                <w:rFonts w:ascii="Avenir Next" w:hAnsi="Avenir Next" w:cs="Avenir Next" w:eastAsia="Avenir Next"/>
-                <w:color w:val="1A1A1A"/>
-                <w:sz w:val="20"/>
-                <w:szCs w:val="20"/>
-              </w:rPr>
               <w:tab/>
             </w:r>
             <w:r>
@@ -3072,7 +3081,7 @@
                 <w:rFonts w:ascii="Avenir Next" w:hAnsi="Avenir Next" w:cs="Avenir Next" w:eastAsia="Avenir Next"/>
                 <w:i/>
                 <w:color w:val="1A1A1A"/>
-                <w:sz w:val="20"/>
+                <w:sz w:val="22"/>
                 <w:szCs w:val="20"/>
               </w:rPr>
               <w:t xml:space="preserve">x</w:t>
@@ -3081,7 +3090,7 @@
               <w:rPr>
                 <w:rFonts w:ascii="Avenir Next" w:hAnsi="Avenir Next" w:cs="Avenir Next" w:eastAsia="Avenir Next"/>
                 <w:color w:val="1A1A1A"/>
-                <w:sz w:val="20"/>
+                <w:sz w:val="22"/>
                 <w:szCs w:val="20"/>
               </w:rPr>
               <w:t xml:space="preserve"> &lt; 9;  </w:t>
@@ -3091,7 +3100,7 @@
                 <w:rFonts w:ascii="Avenir Next" w:hAnsi="Avenir Next" w:cs="Avenir Next" w:eastAsia="Avenir Next"/>
                 <w:i/>
                 <w:color w:val="1A1A1A"/>
-                <w:sz w:val="20"/>
+                <w:sz w:val="22"/>
                 <w:szCs w:val="20"/>
               </w:rPr>
               <w:t xml:space="preserve">x</w:t>
@@ -3100,7 +3109,7 @@
               <w:rPr>
                 <w:rFonts w:ascii="Avenir Next" w:hAnsi="Avenir Next" w:cs="Avenir Next" w:eastAsia="Avenir Next"/>
                 <w:color w:val="1A1A1A"/>
-                <w:sz w:val="20"/>
+                <w:sz w:val="22"/>
                 <w:szCs w:val="20"/>
               </w:rPr>
               <w:t xml:space="preserve"> = 9</w:t>
@@ -3144,18 +3153,18 @@
                 <w:rFonts w:ascii="Avenir Next" w:hAnsi="Avenir Next" w:cs="Avenir Next" w:eastAsia="Avenir Next"/>
                 <w:b/>
                 <w:color w:val="003A70"/>
+                <w:sz w:val="22"/>
+                <w:szCs w:val="20"/>
+              </w:rPr>
+              <w:t xml:space="preserve">b.</w:t>
+            </w:r>
+            <w:r>
+              <w:rPr>
+                <w:rFonts w:ascii="Avenir Next" w:hAnsi="Avenir Next" w:cs="Avenir Next" w:eastAsia="Avenir Next"/>
+                <w:color w:val="1A1A1A"/>
                 <w:sz w:val="20"/>
                 <w:szCs w:val="20"/>
               </w:rPr>
-              <w:t xml:space="preserve">b.</w:t>
-            </w:r>
-            <w:r>
-              <w:rPr>
-                <w:rFonts w:ascii="Avenir Next" w:hAnsi="Avenir Next" w:cs="Avenir Next" w:eastAsia="Avenir Next"/>
-                <w:color w:val="1A1A1A"/>
-                <w:sz w:val="20"/>
-                <w:szCs w:val="20"/>
-              </w:rPr>
               <w:tab/>
             </w:r>
             <w:r>
@@ -3163,7 +3172,7 @@
                 <w:rFonts w:ascii="Avenir Next" w:hAnsi="Avenir Next" w:cs="Avenir Next" w:eastAsia="Avenir Next"/>
                 <w:i/>
                 <w:color w:val="1A1A1A"/>
-                <w:sz w:val="20"/>
+                <w:sz w:val="22"/>
                 <w:szCs w:val="20"/>
               </w:rPr>
               <w:t xml:space="preserve">m</w:t>
@@ -3172,7 +3181,7 @@
               <w:rPr>
                 <w:rFonts w:ascii="Avenir Next" w:hAnsi="Avenir Next" w:cs="Avenir Next" w:eastAsia="Avenir Next"/>
                 <w:color w:val="1A1A1A"/>
-                <w:sz w:val="20"/>
+                <w:sz w:val="22"/>
                 <w:szCs w:val="20"/>
               </w:rPr>
               <w:t xml:space="preserve"> ≥ −1;  </w:t>
@@ -3182,7 +3191,7 @@
                 <w:rFonts w:ascii="Avenir Next" w:hAnsi="Avenir Next" w:cs="Avenir Next" w:eastAsia="Avenir Next"/>
                 <w:i/>
                 <w:color w:val="1A1A1A"/>
-                <w:sz w:val="20"/>
+                <w:sz w:val="22"/>
                 <w:szCs w:val="20"/>
               </w:rPr>
               <w:t xml:space="preserve">m</w:t>
@@ -3191,7 +3200,7 @@
               <w:rPr>
                 <w:rFonts w:ascii="Avenir Next" w:hAnsi="Avenir Next" w:cs="Avenir Next" w:eastAsia="Avenir Next"/>
                 <w:color w:val="1A1A1A"/>
-                <w:sz w:val="20"/>
+                <w:sz w:val="22"/>
                 <w:szCs w:val="20"/>
               </w:rPr>
               <w:t xml:space="preserve"> = 0</w:t>
@@ -3235,18 +3244,18 @@
                 <w:rFonts w:ascii="Avenir Next" w:hAnsi="Avenir Next" w:cs="Avenir Next" w:eastAsia="Avenir Next"/>
                 <w:b/>
                 <w:color w:val="003A70"/>
+                <w:sz w:val="22"/>
+                <w:szCs w:val="20"/>
+              </w:rPr>
+              <w:t xml:space="preserve">c.</w:t>
+            </w:r>
+            <w:r>
+              <w:rPr>
+                <w:rFonts w:ascii="Avenir Next" w:hAnsi="Avenir Next" w:cs="Avenir Next" w:eastAsia="Avenir Next"/>
+                <w:color w:val="1A1A1A"/>
                 <w:sz w:val="20"/>
                 <w:szCs w:val="20"/>
               </w:rPr>
-              <w:t xml:space="preserve">c.</w:t>
-            </w:r>
-            <w:r>
-              <w:rPr>
-                <w:rFonts w:ascii="Avenir Next" w:hAnsi="Avenir Next" w:cs="Avenir Next" w:eastAsia="Avenir Next"/>
-                <w:color w:val="1A1A1A"/>
-                <w:sz w:val="20"/>
-                <w:szCs w:val="20"/>
-              </w:rPr>
               <w:tab/>
             </w:r>
             <w:r>
@@ -3254,7 +3263,7 @@
                 <w:rFonts w:ascii="Avenir Next" w:hAnsi="Avenir Next" w:cs="Avenir Next" w:eastAsia="Avenir Next"/>
                 <w:i/>
                 <w:color w:val="1A1A1A"/>
-                <w:sz w:val="20"/>
+                <w:sz w:val="22"/>
                 <w:szCs w:val="20"/>
               </w:rPr>
               <w:t xml:space="preserve">t</w:t>
@@ -3263,7 +3272,7 @@
               <w:rPr>
                 <w:rFonts w:ascii="Avenir Next" w:hAnsi="Avenir Next" w:cs="Avenir Next" w:eastAsia="Avenir Next"/>
                 <w:color w:val="1A1A1A"/>
-                <w:sz w:val="20"/>
+                <w:sz w:val="22"/>
                 <w:szCs w:val="20"/>
               </w:rPr>
               <w:t xml:space="preserve"> ≤ 2.5;  </w:t>
@@ -3273,7 +3282,7 @@
                 <w:rFonts w:ascii="Avenir Next" w:hAnsi="Avenir Next" w:cs="Avenir Next" w:eastAsia="Avenir Next"/>
                 <w:i/>
                 <w:color w:val="1A1A1A"/>
-                <w:sz w:val="20"/>
+                <w:sz w:val="22"/>
                 <w:szCs w:val="20"/>
               </w:rPr>
               <w:t xml:space="preserve">t</w:t>
@@ -3282,7 +3291,7 @@
               <w:rPr>
                 <w:rFonts w:ascii="Avenir Next" w:hAnsi="Avenir Next" w:cs="Avenir Next" w:eastAsia="Avenir Next"/>
                 <w:color w:val="1A1A1A"/>
-                <w:sz w:val="20"/>
+                <w:sz w:val="22"/>
                 <w:szCs w:val="20"/>
               </w:rPr>
               <w:t xml:space="preserve"> = 3</w:t>
@@ -3329,18 +3338,18 @@
           <w:rFonts w:ascii="Avenir Next" w:hAnsi="Avenir Next" w:cs="Avenir Next" w:eastAsia="Avenir Next"/>
           <w:b/>
           <w:color w:val="1A1A1A"/>
+          <w:sz w:val="22"/>
+          <w:szCs w:val="20"/>
+        </w:rPr>
+        <w:t xml:space="preserve">3.</w:t>
+      </w:r>
+      <w:r>
+        <w:rPr>
+          <w:rFonts w:ascii="Avenir Next" w:hAnsi="Avenir Next" w:cs="Avenir Next" w:eastAsia="Avenir Next"/>
+          <w:color w:val="1A1A1A"/>
           <w:sz w:val="20"/>
           <w:szCs w:val="20"/>
         </w:rPr>
-        <w:t xml:space="preserve">3.</w:t>
-      </w:r>
-      <w:r>
-        <w:rPr>
-          <w:rFonts w:ascii="Avenir Next" w:hAnsi="Avenir Next" w:cs="Avenir Next" w:eastAsia="Avenir Next"/>
-          <w:color w:val="1A1A1A"/>
-          <w:sz w:val="20"/>
-          <w:szCs w:val="20"/>
-        </w:rPr>
         <w:tab/>
       </w:r>
       <w:r>
@@ -3348,7 +3357,7 @@
           <w:rFonts w:ascii="Avenir Next" w:hAnsi="Avenir Next" w:cs="Avenir Next" w:eastAsia="Avenir Next"/>
           <w:b/>
           <w:color w:val="1A1A1A"/>
-          <w:sz w:val="20"/>
+          <w:sz w:val="22"/>
           <w:szCs w:val="20"/>
         </w:rPr>
         <w:t xml:space="preserve">Bowling.  </w:t>
@@ -3357,7 +3366,7 @@
         <w:rPr>
           <w:rFonts w:ascii="Avenir Next" w:hAnsi="Avenir Next" w:cs="Avenir Next" w:eastAsia="Avenir Next"/>
           <w:color w:val="1A1A1A"/>
-          <w:sz w:val="20"/>
+          <w:sz w:val="22"/>
           <w:szCs w:val="20"/>
         </w:rPr>
         <w:t xml:space="preserve">A bowling team wins a trophy for scoring more than 450 points. Write an inequality for the score, </w:t>
@@ -3367,7 +3376,7 @@
           <w:rFonts w:ascii="Avenir Next" w:hAnsi="Avenir Next" w:cs="Avenir Next" w:eastAsia="Avenir Next"/>
           <w:i/>
           <w:color w:val="1A1A1A"/>
-          <w:sz w:val="20"/>
+          <w:sz w:val="22"/>
           <w:szCs w:val="20"/>
         </w:rPr>
         <w:t xml:space="preserve">s</w:t>
@@ -3376,7 +3385,7 @@
         <w:rPr>
           <w:rFonts w:ascii="Avenir Next" w:hAnsi="Avenir Next" w:cs="Avenir Next" w:eastAsia="Avenir Next"/>
           <w:color w:val="1A1A1A"/>
-          <w:sz w:val="20"/>
+          <w:sz w:val="22"/>
           <w:szCs w:val="20"/>
         </w:rPr>
         <w:t xml:space="preserve">. Test 450, 445, and 472.</w:t>
@@ -3395,7 +3404,7 @@
           <w:rFonts w:ascii="Avenir Next" w:hAnsi="Avenir Next" w:cs="Avenir Next" w:eastAsia="Avenir Next"/>
           <w:b/>
           <w:color w:val="1A1A1A"/>
-          <w:sz w:val="18"/>
+          <w:sz w:val="22"/>
           <w:szCs w:val="18"/>
         </w:rPr>
         <w:t xml:space="preserve">Inequality and winning scores</w:t>
@@ -3429,25 +3438,25 @@
           <w:rFonts w:ascii="Avenir Next" w:hAnsi="Avenir Next" w:cs="Avenir Next" w:eastAsia="Avenir Next"/>
           <w:b/>
           <w:color w:val="1A1A1A"/>
+          <w:sz w:val="22"/>
+          <w:szCs w:val="20"/>
+        </w:rPr>
+        <w:t xml:space="preserve">4.</w:t>
+      </w:r>
+      <w:r>
+        <w:rPr>
+          <w:rFonts w:ascii="Avenir Next" w:hAnsi="Avenir Next" w:cs="Avenir Next" w:eastAsia="Avenir Next"/>
+          <w:color w:val="1A1A1A"/>
           <w:sz w:val="20"/>
           <w:szCs w:val="20"/>
         </w:rPr>
-        <w:t xml:space="preserve">4.</w:t>
-      </w:r>
-      <w:r>
-        <w:rPr>
-          <w:rFonts w:ascii="Avenir Next" w:hAnsi="Avenir Next" w:cs="Avenir Next" w:eastAsia="Avenir Next"/>
-          <w:color w:val="1A1A1A"/>
-          <w:sz w:val="20"/>
-          <w:szCs w:val="20"/>
-        </w:rPr>
         <w:tab/>
       </w:r>
       <w:r>
         <w:rPr>
           <w:rFonts w:ascii="Avenir Next" w:hAnsi="Avenir Next" w:cs="Avenir Next" w:eastAsia="Avenir Next"/>
           <w:color w:val="1A1A1A"/>
-          <w:sz w:val="20"/>
+          <w:sz w:val="22"/>
           <w:szCs w:val="20"/>
         </w:rPr>
         <w:t xml:space="preserve">Test −3, 0, and 2 in </w:t>
@@ -3457,7 +3466,7 @@
           <w:rFonts w:ascii="Avenir Next" w:hAnsi="Avenir Next" w:cs="Avenir Next" w:eastAsia="Avenir Next"/>
           <w:i/>
           <w:color w:val="1A1A1A"/>
-          <w:sz w:val="20"/>
+          <w:sz w:val="22"/>
           <w:szCs w:val="20"/>
         </w:rPr>
         <w:t xml:space="preserve">y</w:t>
@@ -3466,7 +3475,7 @@
         <w:rPr>
           <w:rFonts w:ascii="Avenir Next" w:hAnsi="Avenir Next" w:cs="Avenir Next" w:eastAsia="Avenir Next"/>
           <w:color w:val="1A1A1A"/>
-          <w:sz w:val="20"/>
+          <w:sz w:val="22"/>
           <w:szCs w:val="20"/>
         </w:rPr>
         <w:t xml:space="preserve"> ≤ −1. Then graph </w:t>
@@ -3476,7 +3485,7 @@
           <w:rFonts w:ascii="Avenir Next" w:hAnsi="Avenir Next" w:cs="Avenir Next" w:eastAsia="Avenir Next"/>
           <w:i/>
           <w:color w:val="1A1A1A"/>
-          <w:sz w:val="20"/>
+          <w:sz w:val="22"/>
           <w:szCs w:val="20"/>
         </w:rPr>
         <w:t xml:space="preserve">y</w:t>
@@ -3485,7 +3494,7 @@
         <w:rPr>
           <w:rFonts w:ascii="Avenir Next" w:hAnsi="Avenir Next" w:cs="Avenir Next" w:eastAsia="Avenir Next"/>
           <w:color w:val="1A1A1A"/>
-          <w:sz w:val="20"/>
+          <w:sz w:val="22"/>
           <w:szCs w:val="20"/>
         </w:rPr>
         <w:t xml:space="preserve"> ≤ −1 on the number line.</w:t>
@@ -3504,7 +3513,7 @@
         <w:drawing>
           <wp:inline distT="0" distB="0" distL="0" distR="0">
             <wp:extent cx="3657600" cy="404948"/>
-            <wp:docPr id="5" name="Figure 5"/>
+            <wp:docPr id="5" name="Figure 5" descr="Number line from -5 to 5, ticks every 1."/>
             <a:graphic xmlns:a="http://schemas.openxmlformats.org/drawingml/2006/main">
               <a:graphicData uri="http://schemas.openxmlformats.org/drawingml/2006/picture">
                 <pic:pic xmlns:pic="http://schemas.openxmlformats.org/drawingml/2006/picture">
@@ -3547,7 +3556,7 @@
           <w:rFonts w:ascii="Avenir Next" w:hAnsi="Avenir Next" w:cs="Avenir Next" w:eastAsia="Avenir Next"/>
           <w:b/>
           <w:color w:val="1A1A1A"/>
-          <w:sz w:val="18"/>
+          <w:sz w:val="22"/>
           <w:szCs w:val="18"/>
         </w:rPr>
         <w:t xml:space="preserve">Solutions from the list</w:t>
@@ -3581,18 +3590,18 @@
           <w:rFonts w:ascii="Avenir Next" w:hAnsi="Avenir Next" w:cs="Avenir Next" w:eastAsia="Avenir Next"/>
           <w:b/>
           <w:color w:val="1A1A1A"/>
+          <w:sz w:val="22"/>
+          <w:szCs w:val="20"/>
+        </w:rPr>
+        <w:t xml:space="preserve">5.</w:t>
+      </w:r>
+      <w:r>
+        <w:rPr>
+          <w:rFonts w:ascii="Avenir Next" w:hAnsi="Avenir Next" w:cs="Avenir Next" w:eastAsia="Avenir Next"/>
+          <w:color w:val="1A1A1A"/>
           <w:sz w:val="20"/>
           <w:szCs w:val="20"/>
         </w:rPr>
-        <w:t xml:space="preserve">5.</w:t>
-      </w:r>
-      <w:r>
-        <w:rPr>
-          <w:rFonts w:ascii="Avenir Next" w:hAnsi="Avenir Next" w:cs="Avenir Next" w:eastAsia="Avenir Next"/>
-          <w:color w:val="1A1A1A"/>
-          <w:sz w:val="20"/>
-          <w:szCs w:val="20"/>
-        </w:rPr>
         <w:tab/>
       </w:r>
       <w:r>
@@ -3600,7 +3609,7 @@
           <w:rFonts w:ascii="Avenir Next" w:hAnsi="Avenir Next" w:cs="Avenir Next" w:eastAsia="Avenir Next"/>
           <w:b/>
           <w:color w:val="1A1A1A"/>
-          <w:sz w:val="20"/>
+          <w:sz w:val="22"/>
           <w:szCs w:val="20"/>
         </w:rPr>
         <w:t xml:space="preserve">Find the Error.  </w:t>
@@ -3609,7 +3618,7 @@
         <w:rPr>
           <w:rFonts w:ascii="Avenir Next" w:hAnsi="Avenir Next" w:cs="Avenir Next" w:eastAsia="Avenir Next"/>
           <w:color w:val="1A1A1A"/>
-          <w:sz w:val="20"/>
+          <w:sz w:val="22"/>
           <w:szCs w:val="20"/>
         </w:rPr>
         <w:t xml:space="preserve">Bianca says </w:t>
@@ -3619,7 +3628,7 @@
           <w:rFonts w:ascii="Avenir Next" w:hAnsi="Avenir Next" w:cs="Avenir Next" w:eastAsia="Avenir Next"/>
           <w:i/>
           <w:color w:val="1A1A1A"/>
-          <w:sz w:val="20"/>
+          <w:sz w:val="22"/>
           <w:szCs w:val="20"/>
         </w:rPr>
         <w:t xml:space="preserve">n</w:t>
@@ -3628,7 +3637,7 @@
         <w:rPr>
           <w:rFonts w:ascii="Avenir Next" w:hAnsi="Avenir Next" w:cs="Avenir Next" w:eastAsia="Avenir Next"/>
           <w:color w:val="1A1A1A"/>
-          <w:sz w:val="20"/>
+          <w:sz w:val="22"/>
           <w:szCs w:val="20"/>
         </w:rPr>
         <w:t xml:space="preserve"> &lt; 12 has 12 solutions: 11, 10, 9, and so on down to 0. Explain what she is missing.</w:t>
@@ -3707,6 +3716,7 @@
     </w:p>
     <w:p>
       <w:pPr>
+        <w:pStyle w:val="Heading2"/>
         <w:keepNext/>
         <w:pBdr>
           <w:bottom w:val="single" w:sz="8" w:space="3" w:color="003A70"/>
@@ -3722,7 +3732,7 @@
           <w:b/>
           <w:color w:val="003A70"/>
           <w:spacing w:val="14"/>
-          <w:sz w:val="19"/>
+          <w:sz w:val="22"/>
           <w:szCs w:val="19"/>
         </w:rPr>
         <w:t xml:space="preserve">TEST PRACTICE</w:t>
@@ -3741,7 +3751,7 @@
           <w:rFonts w:ascii="Avenir Next" w:hAnsi="Avenir Next" w:cs="Avenir Next" w:eastAsia="Avenir Next"/>
           <w:i/>
           <w:color w:val="5A5F66"/>
-          <w:sz w:val="17"/>
+          <w:sz w:val="22"/>
           <w:szCs w:val="17"/>
         </w:rPr>
         <w:t xml:space="preserve">choose the best answer</w:t>
@@ -3761,25 +3771,25 @@
           <w:rFonts w:ascii="Avenir Next" w:hAnsi="Avenir Next" w:cs="Avenir Next" w:eastAsia="Avenir Next"/>
           <w:b/>
           <w:color w:val="1A1A1A"/>
+          <w:sz w:val="22"/>
+          <w:szCs w:val="20"/>
+        </w:rPr>
+        <w:t xml:space="preserve">6.</w:t>
+      </w:r>
+      <w:r>
+        <w:rPr>
+          <w:rFonts w:ascii="Avenir Next" w:hAnsi="Avenir Next" w:cs="Avenir Next" w:eastAsia="Avenir Next"/>
+          <w:color w:val="1A1A1A"/>
           <w:sz w:val="20"/>
           <w:szCs w:val="20"/>
         </w:rPr>
-        <w:t xml:space="preserve">6.</w:t>
-      </w:r>
-      <w:r>
-        <w:rPr>
-          <w:rFonts w:ascii="Avenir Next" w:hAnsi="Avenir Next" w:cs="Avenir Next" w:eastAsia="Avenir Next"/>
-          <w:color w:val="1A1A1A"/>
-          <w:sz w:val="20"/>
-          <w:szCs w:val="20"/>
-        </w:rPr>
         <w:tab/>
       </w:r>
       <w:r>
         <w:rPr>
           <w:rFonts w:ascii="Avenir Next" w:hAnsi="Avenir Next" w:cs="Avenir Next" w:eastAsia="Avenir Next"/>
           <w:color w:val="1A1A1A"/>
-          <w:sz w:val="20"/>
+          <w:sz w:val="22"/>
           <w:szCs w:val="20"/>
         </w:rPr>
         <w:t xml:space="preserve">Which value is </w:t>
@@ -3789,7 +3799,7 @@
           <w:rFonts w:ascii="Avenir Next" w:hAnsi="Avenir Next" w:cs="Avenir Next" w:eastAsia="Avenir Next"/>
           <w:b/>
           <w:color w:val="1A1A1A"/>
-          <w:sz w:val="20"/>
+          <w:sz w:val="22"/>
           <w:szCs w:val="20"/>
         </w:rPr>
         <w:t xml:space="preserve">not</w:t>
@@ -3798,7 +3808,7 @@
         <w:rPr>
           <w:rFonts w:ascii="Avenir Next" w:hAnsi="Avenir Next" w:cs="Avenir Next" w:eastAsia="Avenir Next"/>
           <w:color w:val="1A1A1A"/>
-          <w:sz w:val="20"/>
+          <w:sz w:val="22"/>
           <w:szCs w:val="20"/>
         </w:rPr>
         <w:t xml:space="preserve"> a solution of </w:t>
@@ -3808,7 +3818,7 @@
           <w:rFonts w:ascii="Avenir Next" w:hAnsi="Avenir Next" w:cs="Avenir Next" w:eastAsia="Avenir Next"/>
           <w:i/>
           <w:color w:val="1A1A1A"/>
-          <w:sz w:val="20"/>
+          <w:sz w:val="22"/>
           <w:szCs w:val="20"/>
         </w:rPr>
         <w:t xml:space="preserve">k</w:t>
@@ -3817,7 +3827,7 @@
         <w:rPr>
           <w:rFonts w:ascii="Avenir Next" w:hAnsi="Avenir Next" w:cs="Avenir Next" w:eastAsia="Avenir Next"/>
           <w:color w:val="1A1A1A"/>
-          <w:sz w:val="20"/>
+          <w:sz w:val="22"/>
           <w:szCs w:val="20"/>
         </w:rPr>
         <w:t xml:space="preserve"> ≥ −2?</w:t>
@@ -3873,25 +3883,25 @@
                 <w:rFonts w:ascii="Avenir Next" w:hAnsi="Avenir Next" w:cs="Avenir Next" w:eastAsia="Avenir Next"/>
                 <w:b/>
                 <w:color w:val="003A70"/>
+                <w:sz w:val="22"/>
+                <w:szCs w:val="19"/>
+              </w:rPr>
+              <w:t xml:space="preserve">A</w:t>
+            </w:r>
+            <w:r>
+              <w:rPr>
+                <w:rFonts w:ascii="Avenir Next" w:hAnsi="Avenir Next" w:cs="Avenir Next" w:eastAsia="Avenir Next"/>
+                <w:color w:val="1A1A1A"/>
                 <w:sz w:val="19"/>
                 <w:szCs w:val="19"/>
               </w:rPr>
-              <w:t xml:space="preserve">A</w:t>
-            </w:r>
-            <w:r>
-              <w:rPr>
-                <w:rFonts w:ascii="Avenir Next" w:hAnsi="Avenir Next" w:cs="Avenir Next" w:eastAsia="Avenir Next"/>
-                <w:color w:val="1A1A1A"/>
-                <w:sz w:val="19"/>
-                <w:szCs w:val="19"/>
-              </w:rPr>
               <w:tab/>
             </w:r>
             <w:r>
               <w:rPr>
                 <w:rFonts w:ascii="Avenir Next" w:hAnsi="Avenir Next" w:cs="Avenir Next" w:eastAsia="Avenir Next"/>
                 <w:color w:val="1A1A1A"/>
-                <w:sz w:val="19"/>
+                <w:sz w:val="22"/>
                 <w:szCs w:val="19"/>
               </w:rPr>
               <w:t xml:space="preserve">−3</w:t>
@@ -3916,25 +3926,25 @@
                 <w:rFonts w:ascii="Avenir Next" w:hAnsi="Avenir Next" w:cs="Avenir Next" w:eastAsia="Avenir Next"/>
                 <w:b/>
                 <w:color w:val="003A70"/>
+                <w:sz w:val="22"/>
+                <w:szCs w:val="19"/>
+              </w:rPr>
+              <w:t xml:space="preserve">B</w:t>
+            </w:r>
+            <w:r>
+              <w:rPr>
+                <w:rFonts w:ascii="Avenir Next" w:hAnsi="Avenir Next" w:cs="Avenir Next" w:eastAsia="Avenir Next"/>
+                <w:color w:val="1A1A1A"/>
                 <w:sz w:val="19"/>
                 <w:szCs w:val="19"/>
               </w:rPr>
-              <w:t xml:space="preserve">B</w:t>
-            </w:r>
-            <w:r>
-              <w:rPr>
-                <w:rFonts w:ascii="Avenir Next" w:hAnsi="Avenir Next" w:cs="Avenir Next" w:eastAsia="Avenir Next"/>
-                <w:color w:val="1A1A1A"/>
-                <w:sz w:val="19"/>
-                <w:szCs w:val="19"/>
-              </w:rPr>
               <w:tab/>
             </w:r>
             <w:r>
               <w:rPr>
                 <w:rFonts w:ascii="Avenir Next" w:hAnsi="Avenir Next" w:cs="Avenir Next" w:eastAsia="Avenir Next"/>
                 <w:color w:val="1A1A1A"/>
-                <w:sz w:val="19"/>
+                <w:sz w:val="22"/>
                 <w:szCs w:val="19"/>
               </w:rPr>
               <w:t xml:space="preserve">−2</w:t>
@@ -3959,25 +3969,25 @@
                 <w:rFonts w:ascii="Avenir Next" w:hAnsi="Avenir Next" w:cs="Avenir Next" w:eastAsia="Avenir Next"/>
                 <w:b/>
                 <w:color w:val="003A70"/>
+                <w:sz w:val="22"/>
+                <w:szCs w:val="19"/>
+              </w:rPr>
+              <w:t xml:space="preserve">C</w:t>
+            </w:r>
+            <w:r>
+              <w:rPr>
+                <w:rFonts w:ascii="Avenir Next" w:hAnsi="Avenir Next" w:cs="Avenir Next" w:eastAsia="Avenir Next"/>
+                <w:color w:val="1A1A1A"/>
                 <w:sz w:val="19"/>
                 <w:szCs w:val="19"/>
               </w:rPr>
-              <w:t xml:space="preserve">C</w:t>
-            </w:r>
-            <w:r>
-              <w:rPr>
-                <w:rFonts w:ascii="Avenir Next" w:hAnsi="Avenir Next" w:cs="Avenir Next" w:eastAsia="Avenir Next"/>
-                <w:color w:val="1A1A1A"/>
-                <w:sz w:val="19"/>
-                <w:szCs w:val="19"/>
-              </w:rPr>
               <w:tab/>
             </w:r>
             <w:r>
               <w:rPr>
                 <w:rFonts w:ascii="Avenir Next" w:hAnsi="Avenir Next" w:cs="Avenir Next" w:eastAsia="Avenir Next"/>
                 <w:color w:val="1A1A1A"/>
-                <w:sz w:val="19"/>
+                <w:sz w:val="22"/>
                 <w:szCs w:val="19"/>
               </w:rPr>
               <w:t xml:space="preserve">0</w:t>
@@ -4002,25 +4012,25 @@
                 <w:rFonts w:ascii="Avenir Next" w:hAnsi="Avenir Next" w:cs="Avenir Next" w:eastAsia="Avenir Next"/>
                 <w:b/>
                 <w:color w:val="003A70"/>
+                <w:sz w:val="22"/>
+                <w:szCs w:val="19"/>
+              </w:rPr>
+              <w:t xml:space="preserve">D</w:t>
+            </w:r>
+            <w:r>
+              <w:rPr>
+                <w:rFonts w:ascii="Avenir Next" w:hAnsi="Avenir Next" w:cs="Avenir Next" w:eastAsia="Avenir Next"/>
+                <w:color w:val="1A1A1A"/>
                 <w:sz w:val="19"/>
                 <w:szCs w:val="19"/>
               </w:rPr>
-              <w:t xml:space="preserve">D</w:t>
-            </w:r>
-            <w:r>
-              <w:rPr>
-                <w:rFonts w:ascii="Avenir Next" w:hAnsi="Avenir Next" w:cs="Avenir Next" w:eastAsia="Avenir Next"/>
-                <w:color w:val="1A1A1A"/>
-                <w:sz w:val="19"/>
-                <w:szCs w:val="19"/>
-              </w:rPr>
               <w:tab/>
             </w:r>
             <w:r>
               <w:rPr>
                 <w:rFonts w:ascii="Avenir Next" w:hAnsi="Avenir Next" w:cs="Avenir Next" w:eastAsia="Avenir Next"/>
                 <w:color w:val="1A1A1A"/>
-                <w:sz w:val="19"/>
+                <w:sz w:val="22"/>
                 <w:szCs w:val="19"/>
               </w:rPr>
               <w:t xml:space="preserve">5</w:t>
@@ -4048,25 +4058,25 @@
           <w:rFonts w:ascii="Avenir Next" w:hAnsi="Avenir Next" w:cs="Avenir Next" w:eastAsia="Avenir Next"/>
           <w:b/>
           <w:color w:val="1A1A1A"/>
+          <w:sz w:val="22"/>
+          <w:szCs w:val="20"/>
+        </w:rPr>
+        <w:t xml:space="preserve">7.</w:t>
+      </w:r>
+      <w:r>
+        <w:rPr>
+          <w:rFonts w:ascii="Avenir Next" w:hAnsi="Avenir Next" w:cs="Avenir Next" w:eastAsia="Avenir Next"/>
+          <w:color w:val="1A1A1A"/>
           <w:sz w:val="20"/>
           <w:szCs w:val="20"/>
         </w:rPr>
-        <w:t xml:space="preserve">7.</w:t>
-      </w:r>
-      <w:r>
-        <w:rPr>
-          <w:rFonts w:ascii="Avenir Next" w:hAnsi="Avenir Next" w:cs="Avenir Next" w:eastAsia="Avenir Next"/>
-          <w:color w:val="1A1A1A"/>
-          <w:sz w:val="20"/>
-          <w:szCs w:val="20"/>
-        </w:rPr>
         <w:tab/>
       </w:r>
       <w:r>
         <w:rPr>
           <w:rFonts w:ascii="Avenir Next" w:hAnsi="Avenir Next" w:cs="Avenir Next" w:eastAsia="Avenir Next"/>
           <w:color w:val="1A1A1A"/>
-          <w:sz w:val="20"/>
+          <w:sz w:val="22"/>
           <w:szCs w:val="20"/>
         </w:rPr>
         <w:t xml:space="preserve">Which value is a solution of </w:t>
@@ -4076,7 +4086,7 @@
           <w:rFonts w:ascii="Avenir Next" w:hAnsi="Avenir Next" w:cs="Avenir Next" w:eastAsia="Avenir Next"/>
           <w:i/>
           <w:color w:val="1A1A1A"/>
-          <w:sz w:val="20"/>
+          <w:sz w:val="22"/>
           <w:szCs w:val="20"/>
         </w:rPr>
         <w:t xml:space="preserve">n</w:t>
@@ -4085,7 +4095,7 @@
         <w:rPr>
           <w:rFonts w:ascii="Avenir Next" w:hAnsi="Avenir Next" w:cs="Avenir Next" w:eastAsia="Avenir Next"/>
           <w:color w:val="1A1A1A"/>
-          <w:sz w:val="20"/>
+          <w:sz w:val="22"/>
           <w:szCs w:val="20"/>
         </w:rPr>
         <w:t xml:space="preserve"> &gt; 15?</w:t>
@@ -4141,25 +4151,25 @@
                 <w:rFonts w:ascii="Avenir Next" w:hAnsi="Avenir Next" w:cs="Avenir Next" w:eastAsia="Avenir Next"/>
                 <w:b/>
                 <w:color w:val="003A70"/>
+                <w:sz w:val="22"/>
+                <w:szCs w:val="19"/>
+              </w:rPr>
+              <w:t xml:space="preserve">A</w:t>
+            </w:r>
+            <w:r>
+              <w:rPr>
+                <w:rFonts w:ascii="Avenir Next" w:hAnsi="Avenir Next" w:cs="Avenir Next" w:eastAsia="Avenir Next"/>
+                <w:color w:val="1A1A1A"/>
                 <w:sz w:val="19"/>
                 <w:szCs w:val="19"/>
               </w:rPr>
-              <w:t xml:space="preserve">A</w:t>
-            </w:r>
-            <w:r>
-              <w:rPr>
-                <w:rFonts w:ascii="Avenir Next" w:hAnsi="Avenir Next" w:cs="Avenir Next" w:eastAsia="Avenir Next"/>
-                <w:color w:val="1A1A1A"/>
-                <w:sz w:val="19"/>
-                <w:szCs w:val="19"/>
-              </w:rPr>
               <w:tab/>
             </w:r>
             <w:r>
               <w:rPr>
                 <w:rFonts w:ascii="Avenir Next" w:hAnsi="Avenir Next" w:cs="Avenir Next" w:eastAsia="Avenir Next"/>
                 <w:color w:val="1A1A1A"/>
-                <w:sz w:val="19"/>
+                <w:sz w:val="22"/>
                 <w:szCs w:val="19"/>
               </w:rPr>
               <w:t xml:space="preserve">12</w:t>
@@ -4184,25 +4194,25 @@
                 <w:rFonts w:ascii="Avenir Next" w:hAnsi="Avenir Next" w:cs="Avenir Next" w:eastAsia="Avenir Next"/>
                 <w:b/>
                 <w:color w:val="003A70"/>
+                <w:sz w:val="22"/>
+                <w:szCs w:val="19"/>
+              </w:rPr>
+              <w:t xml:space="preserve">B</w:t>
+            </w:r>
+            <w:r>
+              <w:rPr>
+                <w:rFonts w:ascii="Avenir Next" w:hAnsi="Avenir Next" w:cs="Avenir Next" w:eastAsia="Avenir Next"/>
+                <w:color w:val="1A1A1A"/>
                 <w:sz w:val="19"/>
                 <w:szCs w:val="19"/>
               </w:rPr>
-              <w:t xml:space="preserve">B</w:t>
-            </w:r>
-            <w:r>
-              <w:rPr>
-                <w:rFonts w:ascii="Avenir Next" w:hAnsi="Avenir Next" w:cs="Avenir Next" w:eastAsia="Avenir Next"/>
-                <w:color w:val="1A1A1A"/>
-                <w:sz w:val="19"/>
-                <w:szCs w:val="19"/>
-              </w:rPr>
               <w:tab/>
             </w:r>
             <w:r>
               <w:rPr>
                 <w:rFonts w:ascii="Avenir Next" w:hAnsi="Avenir Next" w:cs="Avenir Next" w:eastAsia="Avenir Next"/>
                 <w:color w:val="1A1A1A"/>
-                <w:sz w:val="19"/>
+                <w:sz w:val="22"/>
                 <w:szCs w:val="19"/>
               </w:rPr>
               <w:t xml:space="preserve">14.9</w:t>
@@ -4227,25 +4237,25 @@
                 <w:rFonts w:ascii="Avenir Next" w:hAnsi="Avenir Next" w:cs="Avenir Next" w:eastAsia="Avenir Next"/>
                 <w:b/>
                 <w:color w:val="003A70"/>
+                <w:sz w:val="22"/>
+                <w:szCs w:val="19"/>
+              </w:rPr>
+              <w:t xml:space="preserve">C</w:t>
+            </w:r>
+            <w:r>
+              <w:rPr>
+                <w:rFonts w:ascii="Avenir Next" w:hAnsi="Avenir Next" w:cs="Avenir Next" w:eastAsia="Avenir Next"/>
+                <w:color w:val="1A1A1A"/>
                 <w:sz w:val="19"/>
                 <w:szCs w:val="19"/>
               </w:rPr>
-              <w:t xml:space="preserve">C</w:t>
-            </w:r>
-            <w:r>
-              <w:rPr>
-                <w:rFonts w:ascii="Avenir Next" w:hAnsi="Avenir Next" w:cs="Avenir Next" w:eastAsia="Avenir Next"/>
-                <w:color w:val="1A1A1A"/>
-                <w:sz w:val="19"/>
-                <w:szCs w:val="19"/>
-              </w:rPr>
               <w:tab/>
             </w:r>
             <w:r>
               <w:rPr>
                 <w:rFonts w:ascii="Avenir Next" w:hAnsi="Avenir Next" w:cs="Avenir Next" w:eastAsia="Avenir Next"/>
                 <w:color w:val="1A1A1A"/>
-                <w:sz w:val="19"/>
+                <w:sz w:val="22"/>
                 <w:szCs w:val="19"/>
               </w:rPr>
               <w:t xml:space="preserve">15</w:t>
@@ -4270,25 +4280,25 @@
                 <w:rFonts w:ascii="Avenir Next" w:hAnsi="Avenir Next" w:cs="Avenir Next" w:eastAsia="Avenir Next"/>
                 <w:b/>
                 <w:color w:val="003A70"/>
+                <w:sz w:val="22"/>
+                <w:szCs w:val="19"/>
+              </w:rPr>
+              <w:t xml:space="preserve">D</w:t>
+            </w:r>
+            <w:r>
+              <w:rPr>
+                <w:rFonts w:ascii="Avenir Next" w:hAnsi="Avenir Next" w:cs="Avenir Next" w:eastAsia="Avenir Next"/>
+                <w:color w:val="1A1A1A"/>
                 <w:sz w:val="19"/>
                 <w:szCs w:val="19"/>
               </w:rPr>
-              <w:t xml:space="preserve">D</w:t>
-            </w:r>
-            <w:r>
-              <w:rPr>
-                <w:rFonts w:ascii="Avenir Next" w:hAnsi="Avenir Next" w:cs="Avenir Next" w:eastAsia="Avenir Next"/>
-                <w:color w:val="1A1A1A"/>
-                <w:sz w:val="19"/>
-                <w:szCs w:val="19"/>
-              </w:rPr>
               <w:tab/>
             </w:r>
             <w:r>
               <w:rPr>
                 <w:rFonts w:ascii="Avenir Next" w:hAnsi="Avenir Next" w:cs="Avenir Next" w:eastAsia="Avenir Next"/>
                 <w:color w:val="1A1A1A"/>
-                <w:sz w:val="19"/>
+                <w:sz w:val="22"/>
                 <w:szCs w:val="19"/>
               </w:rPr>
               <w:t xml:space="preserve">15.5</w:t>
@@ -4346,6 +4356,7 @@
           </w:tcPr>
           <w:p>
             <w:pPr>
+              <w:pStyle w:val="Heading2"/>
               <w:spacing w:before="0" w:after="0" w:line="240" w:lineRule="auto"/>
             </w:pPr>
             <w:r>
@@ -4383,7 +4394,7 @@
               <w:rPr>
                 <w:rFonts w:ascii="Avenir Next" w:hAnsi="Avenir Next" w:cs="Avenir Next" w:eastAsia="Avenir Next"/>
                 <w:color w:val="1A1A1A"/>
-                <w:sz w:val="17"/>
+                <w:sz w:val="22"/>
                 <w:szCs w:val="17"/>
               </w:rPr>
               <w:t xml:space="preserve">  I can do this on my own</w:t>
@@ -4412,7 +4423,7 @@
               <w:rPr>
                 <w:rFonts w:ascii="Avenir Next" w:hAnsi="Avenir Next" w:cs="Avenir Next" w:eastAsia="Avenir Next"/>
                 <w:color w:val="1A1A1A"/>
-                <w:sz w:val="17"/>
+                <w:sz w:val="22"/>
                 <w:szCs w:val="17"/>
               </w:rPr>
               <w:t xml:space="preserve">  I need a little help</w:t>
@@ -4441,7 +4452,7 @@
               <w:rPr>
                 <w:rFonts w:ascii="Avenir Next" w:hAnsi="Avenir Next" w:cs="Avenir Next" w:eastAsia="Avenir Next"/>
                 <w:color w:val="1A1A1A"/>
-                <w:sz w:val="17"/>
+                <w:sz w:val="22"/>
                 <w:szCs w:val="17"/>
               </w:rPr>
               <w:t xml:space="preserve">  I have a question about #</w:t>
@@ -4548,7 +4559,106 @@
               <w:sz w:val="15"/>
               <w:szCs w:val="15"/>
             </w:rPr>
-            <w:t xml:space="preserve">Lesson 8-5  ·  Homework Packet</w:t>
+            <w:t xml:space="preserve">8-5 · Page </w:t>
+          </w:r>
+          <w:r>
+            <w:rPr>
+              <w:rFonts w:ascii="Avenir Next" w:hAnsi="Avenir Next" w:cs="Avenir Next" w:eastAsia="Avenir Next"/>
+              <w:color w:val="5A5F66"/>
+              <w:sz w:val="15"/>
+              <w:szCs w:val="15"/>
+            </w:rPr>
+            <w:fldChar w:fldCharType="begin"/>
+          </w:r>
+          <w:r>
+            <w:rPr>
+              <w:rFonts w:ascii="Avenir Next" w:hAnsi="Avenir Next" w:cs="Avenir Next" w:eastAsia="Avenir Next"/>
+              <w:color w:val="5A5F66"/>
+              <w:sz w:val="15"/>
+              <w:szCs w:val="15"/>
+            </w:rPr>
+            <w:instrText xml:space="preserve"> PAGE </w:instrText>
+          </w:r>
+          <w:r>
+            <w:rPr>
+              <w:rFonts w:ascii="Avenir Next" w:hAnsi="Avenir Next" w:cs="Avenir Next" w:eastAsia="Avenir Next"/>
+              <w:color w:val="5A5F66"/>
+              <w:sz w:val="15"/>
+              <w:szCs w:val="15"/>
+            </w:rPr>
+            <w:fldChar w:fldCharType="separate"/>
+          </w:r>
+          <w:r>
+            <w:rPr>
+              <w:rFonts w:ascii="Avenir Next" w:hAnsi="Avenir Next" w:cs="Avenir Next" w:eastAsia="Avenir Next"/>
+              <w:color w:val="5A5F66"/>
+              <w:sz w:val="15"/>
+              <w:szCs w:val="15"/>
+            </w:rPr>
+            <w:t xml:space="preserve">1</w:t>
+          </w:r>
+          <w:r>
+            <w:rPr>
+              <w:rFonts w:ascii="Avenir Next" w:hAnsi="Avenir Next" w:cs="Avenir Next" w:eastAsia="Avenir Next"/>
+              <w:color w:val="5A5F66"/>
+              <w:sz w:val="15"/>
+              <w:szCs w:val="15"/>
+            </w:rPr>
+            <w:fldChar w:fldCharType="end"/>
+          </w:r>
+          <w:r>
+            <w:rPr>
+              <w:rFonts w:ascii="Avenir Next" w:hAnsi="Avenir Next" w:cs="Avenir Next" w:eastAsia="Avenir Next"/>
+              <w:color w:val="5A5F66"/>
+              <w:sz w:val="15"/>
+              <w:szCs w:val="15"/>
+            </w:rPr>
+            <w:t xml:space="preserve"> of </w:t>
+          </w:r>
+          <w:r>
+            <w:rPr>
+              <w:rFonts w:ascii="Avenir Next" w:hAnsi="Avenir Next" w:cs="Avenir Next" w:eastAsia="Avenir Next"/>
+              <w:color w:val="5A5F66"/>
+              <w:sz w:val="15"/>
+              <w:szCs w:val="15"/>
+            </w:rPr>
+            <w:fldChar w:fldCharType="begin"/>
+          </w:r>
+          <w:r>
+            <w:rPr>
+              <w:rFonts w:ascii="Avenir Next" w:hAnsi="Avenir Next" w:cs="Avenir Next" w:eastAsia="Avenir Next"/>
+              <w:color w:val="5A5F66"/>
+              <w:sz w:val="15"/>
+              <w:szCs w:val="15"/>
+            </w:rPr>
+            <w:instrText xml:space="preserve"> NUMPAGES </w:instrText>
+          </w:r>
+          <w:r>
+            <w:rPr>
+              <w:rFonts w:ascii="Avenir Next" w:hAnsi="Avenir Next" w:cs="Avenir Next" w:eastAsia="Avenir Next"/>
+              <w:color w:val="5A5F66"/>
+              <w:sz w:val="15"/>
+              <w:szCs w:val="15"/>
+            </w:rPr>
+            <w:fldChar w:fldCharType="separate"/>
+          </w:r>
+          <w:r>
+            <w:rPr>
+              <w:rFonts w:ascii="Avenir Next" w:hAnsi="Avenir Next" w:cs="Avenir Next" w:eastAsia="Avenir Next"/>
+              <w:color w:val="5A5F66"/>
+              <w:sz w:val="15"/>
+              <w:szCs w:val="15"/>
+            </w:rPr>
+            <w:t xml:space="preserve">1</w:t>
+          </w:r>
+          <w:r>
+            <w:rPr>
+              <w:rFonts w:ascii="Avenir Next" w:hAnsi="Avenir Next" w:cs="Avenir Next" w:eastAsia="Avenir Next"/>
+              <w:color w:val="5A5F66"/>
+              <w:sz w:val="15"/>
+              <w:szCs w:val="15"/>
+            </w:rPr>
+            <w:fldChar w:fldCharType="end"/>
           </w:r>
         </w:p>
       </w:tc>
@@ -4591,5 +4701,23 @@
       </w:tblCellMar>
     </w:tblPr>
   </w:style>
+  <w:style w:type="paragraph" w:styleId="Heading1">
+    <w:name w:val="heading 1"/>
+    <w:basedOn w:val="Normal"/>
+    <w:pPr>
+      <w:outlineLvl w:val="0"/>
+      <w:keepNext w:val="0"/>
+      <w:keepLines w:val="0"/>
+    </w:pPr>
+  </w:style>
+  <w:style w:type="paragraph" w:styleId="Heading2">
+    <w:name w:val="heading 2"/>
+    <w:basedOn w:val="Normal"/>
+    <w:pPr>
+      <w:outlineLvl w:val="1"/>
+      <w:keepNext w:val="0"/>
+      <w:keepLines w:val="0"/>
+    </w:pPr>
+  </w:style>
 </w:styles>
 </file>